--- a/reports/ПР_5-6_Функциональное_моделирование.docx
+++ b/reports/ПР_5-6_Функциональное_моделирование.docx
@@ -919,7 +919,7 @@
       <w:r>
         <w:drawing>
           <wp:inline xmlns:a="http://schemas.openxmlformats.org/drawingml/2006/main" xmlns:pic="http://schemas.openxmlformats.org/drawingml/2006/picture">
-            <wp:extent cx="5940000" cy="3939911"/>
+            <wp:extent cx="5940000" cy="4174269"/>
             <wp:docPr id="1" name="Picture 1"/>
             <wp:cNvGraphicFramePr>
               <a:graphicFrameLocks noChangeAspect="1"/>
@@ -940,7 +940,7 @@
                   <pic:spPr>
                     <a:xfrm>
                       <a:off x="0" y="0"/>
-                      <a:ext cx="5940000" cy="3939911"/>
+                      <a:ext cx="5940000" cy="4174269"/>
                     </a:xfrm>
                     <a:prstGeom prst="rect"/>
                   </pic:spPr>
@@ -2241,7 +2241,7 @@
       <w:r>
         <w:drawing>
           <wp:inline xmlns:a="http://schemas.openxmlformats.org/drawingml/2006/main" xmlns:pic="http://schemas.openxmlformats.org/drawingml/2006/picture">
-            <wp:extent cx="5940000" cy="4801651"/>
+            <wp:extent cx="5940000" cy="4989725"/>
             <wp:docPr id="2" name="Picture 2"/>
             <wp:cNvGraphicFramePr>
               <a:graphicFrameLocks noChangeAspect="1"/>
@@ -2262,7 +2262,7 @@
                   <pic:spPr>
                     <a:xfrm>
                       <a:off x="0" y="0"/>
-                      <a:ext cx="5940000" cy="4801651"/>
+                      <a:ext cx="5940000" cy="4989725"/>
                     </a:xfrm>
                     <a:prstGeom prst="rect"/>
                   </pic:spPr>
@@ -2629,7 +2629,7 @@
                 <w:i w:val="0"/>
                 <w:sz w:val="24"/>
               </w:rPr>
-              <w:t>Подготовка данных, расчёт прогноза спроса и его квантилей моделью машинного обучения, контроль точности</w:t>
+              <w:t>Подготовка данных, расчёт прогноза спроса и его квантилей статистической моделью, контроль точности</w:t>
             </w:r>
           </w:p>
         </w:tc>
@@ -4567,7 +4567,7 @@
           <w:i w:val="0"/>
           <w:sz w:val="28"/>
         </w:rPr>
-        <w:t>Для описания логики выполнения процессов функциональные блоки диаграммы A0 декомпозированы в нотации IDEF3. На диаграммах IDEF3 используются единицы работы (UOW), связи предшествования (сплошные стрелки) и перекрёстки: «&amp;» — асинхронное «И» (все ветви выполняются), «X» — исключающее «ИЛИ» (выполняется ровно одна ветвь), «O» — «ИЛИ» (выполняется одна или несколько ветвей). Номер единицы работы указывается в левом нижнем углу блока.</w:t>
+        <w:t>Для описания логики выполнения процессов функциональные блоки диаграммы A0 декомпозированы в нотации IDEF3. На диаграммах IDEF3 используются единицы работы (UOW), связи предшествования (сплошные стрелки) и перекрёстки: «&amp;» — асинхронное «И» (все ветви выполняются), «X» — исключающее «ИЛИ» (выполняется ровно одна ветвь), «O» — «ИЛИ» (выполняется одна или несколько ветвей). Номер единицы работы указывается в левом нижнем углу блока. Каждая диаграмма модели оформлена в стандартном бланке: в поле «УЗЕЛ» указан номер декомпозируемого блока, в поле «КОНТЕКСТ» схематично показана родительская диаграмма, на которой декомпозируемый блок выделен чёрным. Работы, не имеющие дальнейшей декомпозиции, отмечены диагональной чертой в левом верхнем углу; объекты-ссылки, соединённые с работами пунктирными стрелками, показывают входы и выходы декомпозируемого блока на родительской диаграмме.</w:t>
       </w:r>
     </w:p>
     <w:p>
@@ -4592,7 +4592,7 @@
           <w:i w:val="0"/>
           <w:sz w:val="28"/>
         </w:rPr>
-        <w:t>Диаграмма декомпозиции блока A4 (рисунок 5.3) отражает расчёт рекомендуемого заказа. Прогноз спроса и доступный запас определяются параллельно (перекрёсток «&amp;» J1). После расчёта оптимального объёма заказа выполняется проверка бюджета (перекрёсток «X» J3): при превышении бюджета заказ корректируется по приоритетам ABC-анализа. Затем объём округляется до кратности упаковки, заказ согласуется и отправляется поставщику.</w:t>
+        <w:t>Диаграмма декомпозиции блока A4 (рисунок 5.3) отражает расчёт рекомендуемого заказа. Прогноз спроса и доступный запас определяются параллельно (перекрёсток «&amp;» J1). После расчёта оптимального объёма заказа выполняется проверка бюджета (перекрёсток «X» J3): при превышении бюджета заказ корректируется. Затем объём округляется до кратности упаковки, заказ согласуется и отправляется поставщику.</w:t>
       </w:r>
     </w:p>
     <w:p>
@@ -4605,7 +4605,7 @@
       <w:r>
         <w:drawing>
           <wp:inline xmlns:a="http://schemas.openxmlformats.org/drawingml/2006/main" xmlns:pic="http://schemas.openxmlformats.org/drawingml/2006/picture">
-            <wp:extent cx="5940000" cy="1177200"/>
+            <wp:extent cx="5940000" cy="2402830"/>
             <wp:docPr id="3" name="Picture 3"/>
             <wp:cNvGraphicFramePr>
               <a:graphicFrameLocks noChangeAspect="1"/>
@@ -4626,7 +4626,7 @@
                   <pic:spPr>
                     <a:xfrm>
                       <a:off x="0" y="0"/>
-                      <a:ext cx="5940000" cy="1177200"/>
+                      <a:ext cx="5940000" cy="2402830"/>
                     </a:xfrm>
                     <a:prstGeom prst="rect"/>
                   </pic:spPr>
@@ -4994,116 +4994,6 @@
                 <w:sz w:val="24"/>
               </w:rPr>
               <w:t>Остатки партий, которые не истекут до поставки, плюс заказы в пути</w:t>
-            </w:r>
-          </w:p>
-        </w:tc>
-      </w:tr>
-    </w:tbl>
-    <w:p>
-      <w:pPr>
-        <w:keepNext/>
-        <w:ind w:firstLine="0"/>
-        <w:jc w:val="right"/>
-      </w:pPr>
-      <w:r>
-        <w:rPr>
-          <w:rFonts w:ascii="Times New Roman" w:hAnsi="Times New Roman" w:cs="Times New Roman" w:eastAsia="Times New Roman"/>
-          <w:b w:val="0"/>
-          <w:i w:val="0"/>
-          <w:sz w:val="28"/>
-        </w:rPr>
-        <w:t>Продолжение таблицы 5.5</w:t>
-      </w:r>
-    </w:p>
-    <w:tbl>
-      <w:tblPr>
-        <w:tblStyle w:val="TableGrid"/>
-        <w:tblW w:type="auto" w:w="0"/>
-        <w:jc w:val="center"/>
-        <w:tblLayout w:type="fixed"/>
-        <w:tblLook w:firstColumn="1" w:firstRow="1" w:lastColumn="0" w:lastRow="0" w:noHBand="0" w:noVBand="1" w:val="04A0"/>
-        <w:tblLayout w:type="fixed"/>
-        <w:tblCaption w:val="5.5|3"/>
-      </w:tblPr>
-      <w:tblGrid>
-        <w:gridCol w:w="964"/>
-        <w:gridCol w:w="2721"/>
-        <w:gridCol w:w="5669"/>
-      </w:tblGrid>
-      <w:tr>
-        <w:trPr>
-          <w:cantSplit/>
-          <w:tblHeader/>
-        </w:trPr>
-        <w:tc>
-          <w:tcPr>
-            <w:tcW w:type="dxa" w:w="964"/>
-          </w:tcPr>
-          <w:p>
-            <w:pPr>
-              <w:keepNext/>
-              <w:widowControl w:val="0"/>
-              <w:spacing w:line="240" w:lineRule="auto" w:after="0"/>
-              <w:ind w:firstLine="0"/>
-              <w:jc w:val="center"/>
-            </w:pPr>
-            <w:r/>
-            <w:r>
-              <w:rPr>
-                <w:rFonts w:ascii="Times New Roman" w:hAnsi="Times New Roman" w:cs="Times New Roman" w:eastAsia="Times New Roman"/>
-                <w:b w:val="0"/>
-                <w:i w:val="0"/>
-                <w:sz w:val="24"/>
-              </w:rPr>
-              <w:t>Номер</w:t>
-            </w:r>
-          </w:p>
-        </w:tc>
-        <w:tc>
-          <w:tcPr>
-            <w:tcW w:type="dxa" w:w="2721"/>
-          </w:tcPr>
-          <w:p>
-            <w:pPr>
-              <w:keepNext/>
-              <w:widowControl w:val="0"/>
-              <w:spacing w:line="240" w:lineRule="auto" w:after="0"/>
-              <w:ind w:firstLine="0"/>
-              <w:jc w:val="center"/>
-            </w:pPr>
-            <w:r/>
-            <w:r>
-              <w:rPr>
-                <w:rFonts w:ascii="Times New Roman" w:hAnsi="Times New Roman" w:cs="Times New Roman" w:eastAsia="Times New Roman"/>
-                <w:b w:val="0"/>
-                <w:i w:val="0"/>
-                <w:sz w:val="24"/>
-              </w:rPr>
-              <w:t>Элемент</w:t>
-            </w:r>
-          </w:p>
-        </w:tc>
-        <w:tc>
-          <w:tcPr>
-            <w:tcW w:type="dxa" w:w="5669"/>
-          </w:tcPr>
-          <w:p>
-            <w:pPr>
-              <w:keepNext/>
-              <w:widowControl w:val="0"/>
-              <w:spacing w:line="240" w:lineRule="auto" w:after="0"/>
-              <w:ind w:firstLine="0"/>
-              <w:jc w:val="center"/>
-            </w:pPr>
-            <w:r/>
-            <w:r>
-              <w:rPr>
-                <w:rFonts w:ascii="Times New Roman" w:hAnsi="Times New Roman" w:cs="Times New Roman" w:eastAsia="Times New Roman"/>
-                <w:b w:val="0"/>
-                <w:i w:val="0"/>
-                <w:sz w:val="24"/>
-              </w:rPr>
-              <w:t>Описание</w:t>
             </w:r>
           </w:p>
         </w:tc>
@@ -5519,7 +5409,7 @@
       <w:r>
         <w:drawing>
           <wp:inline xmlns:a="http://schemas.openxmlformats.org/drawingml/2006/main" xmlns:pic="http://schemas.openxmlformats.org/drawingml/2006/picture">
-            <wp:extent cx="5940000" cy="1177200"/>
+            <wp:extent cx="5940000" cy="1802731"/>
             <wp:docPr id="4" name="Picture 4"/>
             <wp:cNvGraphicFramePr>
               <a:graphicFrameLocks noChangeAspect="1"/>
@@ -5540,7 +5430,7 @@
                   <pic:spPr>
                     <a:xfrm>
                       <a:off x="0" y="0"/>
-                      <a:ext cx="5940000" cy="1177200"/>
+                      <a:ext cx="5940000" cy="1802731"/>
                     </a:xfrm>
                     <a:prstGeom prst="rect"/>
                   </pic:spPr>
@@ -5908,116 +5798,6 @@
                 <w:sz w:val="24"/>
               </w:rPr>
               <w:t>Сканирование упаковок на ТСД, ввод фактического количества</w:t>
-            </w:r>
-          </w:p>
-        </w:tc>
-      </w:tr>
-    </w:tbl>
-    <w:p>
-      <w:pPr>
-        <w:keepNext/>
-        <w:ind w:firstLine="0"/>
-        <w:jc w:val="right"/>
-      </w:pPr>
-      <w:r>
-        <w:rPr>
-          <w:rFonts w:ascii="Times New Roman" w:hAnsi="Times New Roman" w:cs="Times New Roman" w:eastAsia="Times New Roman"/>
-          <w:b w:val="0"/>
-          <w:i w:val="0"/>
-          <w:sz w:val="28"/>
-        </w:rPr>
-        <w:t>Продолжение таблицы 5.6</w:t>
-      </w:r>
-    </w:p>
-    <w:tbl>
-      <w:tblPr>
-        <w:tblStyle w:val="TableGrid"/>
-        <w:tblW w:type="auto" w:w="0"/>
-        <w:jc w:val="center"/>
-        <w:tblLayout w:type="fixed"/>
-        <w:tblLook w:firstColumn="1" w:firstRow="1" w:lastColumn="0" w:lastRow="0" w:noHBand="0" w:noVBand="1" w:val="04A0"/>
-        <w:tblLayout w:type="fixed"/>
-        <w:tblCaption w:val="5.6|3"/>
-      </w:tblPr>
-      <w:tblGrid>
-        <w:gridCol w:w="964"/>
-        <w:gridCol w:w="2721"/>
-        <w:gridCol w:w="5669"/>
-      </w:tblGrid>
-      <w:tr>
-        <w:trPr>
-          <w:cantSplit/>
-          <w:tblHeader/>
-        </w:trPr>
-        <w:tc>
-          <w:tcPr>
-            <w:tcW w:type="dxa" w:w="964"/>
-          </w:tcPr>
-          <w:p>
-            <w:pPr>
-              <w:keepNext/>
-              <w:widowControl w:val="0"/>
-              <w:spacing w:line="240" w:lineRule="auto" w:after="0"/>
-              <w:ind w:firstLine="0"/>
-              <w:jc w:val="center"/>
-            </w:pPr>
-            <w:r/>
-            <w:r>
-              <w:rPr>
-                <w:rFonts w:ascii="Times New Roman" w:hAnsi="Times New Roman" w:cs="Times New Roman" w:eastAsia="Times New Roman"/>
-                <w:b w:val="0"/>
-                <w:i w:val="0"/>
-                <w:sz w:val="24"/>
-              </w:rPr>
-              <w:t>Номер</w:t>
-            </w:r>
-          </w:p>
-        </w:tc>
-        <w:tc>
-          <w:tcPr>
-            <w:tcW w:type="dxa" w:w="2721"/>
-          </w:tcPr>
-          <w:p>
-            <w:pPr>
-              <w:keepNext/>
-              <w:widowControl w:val="0"/>
-              <w:spacing w:line="240" w:lineRule="auto" w:after="0"/>
-              <w:ind w:firstLine="0"/>
-              <w:jc w:val="center"/>
-            </w:pPr>
-            <w:r/>
-            <w:r>
-              <w:rPr>
-                <w:rFonts w:ascii="Times New Roman" w:hAnsi="Times New Roman" w:cs="Times New Roman" w:eastAsia="Times New Roman"/>
-                <w:b w:val="0"/>
-                <w:i w:val="0"/>
-                <w:sz w:val="24"/>
-              </w:rPr>
-              <w:t>Элемент</w:t>
-            </w:r>
-          </w:p>
-        </w:tc>
-        <w:tc>
-          <w:tcPr>
-            <w:tcW w:type="dxa" w:w="5669"/>
-          </w:tcPr>
-          <w:p>
-            <w:pPr>
-              <w:keepNext/>
-              <w:widowControl w:val="0"/>
-              <w:spacing w:line="240" w:lineRule="auto" w:after="0"/>
-              <w:ind w:firstLine="0"/>
-              <w:jc w:val="center"/>
-            </w:pPr>
-            <w:r/>
-            <w:r>
-              <w:rPr>
-                <w:rFonts w:ascii="Times New Roman" w:hAnsi="Times New Roman" w:cs="Times New Roman" w:eastAsia="Times New Roman"/>
-                <w:b w:val="0"/>
-                <w:i w:val="0"/>
-                <w:sz w:val="24"/>
-              </w:rPr>
-              <w:t>Описание</w:t>
             </w:r>
           </w:p>
         </w:tc>
@@ -6433,7 +6213,7 @@
       <w:r>
         <w:drawing>
           <wp:inline xmlns:a="http://schemas.openxmlformats.org/drawingml/2006/main" xmlns:pic="http://schemas.openxmlformats.org/drawingml/2006/picture">
-            <wp:extent cx="5940000" cy="1276972"/>
+            <wp:extent cx="5940000" cy="3066166"/>
             <wp:docPr id="5" name="Picture 5"/>
             <wp:cNvGraphicFramePr>
               <a:graphicFrameLocks noChangeAspect="1"/>
@@ -6454,7 +6234,7 @@
                   <pic:spPr>
                     <a:xfrm>
                       <a:off x="0" y="0"/>
-                      <a:ext cx="5940000" cy="1276972"/>
+                      <a:ext cx="5940000" cy="3066166"/>
                     </a:xfrm>
                     <a:prstGeom prst="rect"/>
                   </pic:spPr>
@@ -6900,116 +6680,6 @@
           </w:p>
         </w:tc>
       </w:tr>
-    </w:tbl>
-    <w:p>
-      <w:pPr>
-        <w:keepNext/>
-        <w:ind w:firstLine="0"/>
-        <w:jc w:val="right"/>
-      </w:pPr>
-      <w:r>
-        <w:rPr>
-          <w:rFonts w:ascii="Times New Roman" w:hAnsi="Times New Roman" w:cs="Times New Roman" w:eastAsia="Times New Roman"/>
-          <w:b w:val="0"/>
-          <w:i w:val="0"/>
-          <w:sz w:val="28"/>
-        </w:rPr>
-        <w:t>Продолжение таблицы 5.7</w:t>
-      </w:r>
-    </w:p>
-    <w:tbl>
-      <w:tblPr>
-        <w:tblStyle w:val="TableGrid"/>
-        <w:tblW w:type="auto" w:w="0"/>
-        <w:jc w:val="center"/>
-        <w:tblLayout w:type="fixed"/>
-        <w:tblLook w:firstColumn="1" w:firstRow="1" w:lastColumn="0" w:lastRow="0" w:noHBand="0" w:noVBand="1" w:val="04A0"/>
-        <w:tblLayout w:type="fixed"/>
-        <w:tblCaption w:val="5.7|4"/>
-      </w:tblPr>
-      <w:tblGrid>
-        <w:gridCol w:w="964"/>
-        <w:gridCol w:w="2721"/>
-        <w:gridCol w:w="5669"/>
-      </w:tblGrid>
-      <w:tr>
-        <w:trPr>
-          <w:cantSplit/>
-          <w:tblHeader/>
-        </w:trPr>
-        <w:tc>
-          <w:tcPr>
-            <w:tcW w:type="dxa" w:w="964"/>
-          </w:tcPr>
-          <w:p>
-            <w:pPr>
-              <w:keepNext/>
-              <w:widowControl w:val="0"/>
-              <w:spacing w:line="240" w:lineRule="auto" w:after="0"/>
-              <w:ind w:firstLine="0"/>
-              <w:jc w:val="center"/>
-            </w:pPr>
-            <w:r/>
-            <w:r>
-              <w:rPr>
-                <w:rFonts w:ascii="Times New Roman" w:hAnsi="Times New Roman" w:cs="Times New Roman" w:eastAsia="Times New Roman"/>
-                <w:b w:val="0"/>
-                <w:i w:val="0"/>
-                <w:sz w:val="24"/>
-              </w:rPr>
-              <w:t>Номер</w:t>
-            </w:r>
-          </w:p>
-        </w:tc>
-        <w:tc>
-          <w:tcPr>
-            <w:tcW w:type="dxa" w:w="2721"/>
-          </w:tcPr>
-          <w:p>
-            <w:pPr>
-              <w:keepNext/>
-              <w:widowControl w:val="0"/>
-              <w:spacing w:line="240" w:lineRule="auto" w:after="0"/>
-              <w:ind w:firstLine="0"/>
-              <w:jc w:val="center"/>
-            </w:pPr>
-            <w:r/>
-            <w:r>
-              <w:rPr>
-                <w:rFonts w:ascii="Times New Roman" w:hAnsi="Times New Roman" w:cs="Times New Roman" w:eastAsia="Times New Roman"/>
-                <w:b w:val="0"/>
-                <w:i w:val="0"/>
-                <w:sz w:val="24"/>
-              </w:rPr>
-              <w:t>Элемент</w:t>
-            </w:r>
-          </w:p>
-        </w:tc>
-        <w:tc>
-          <w:tcPr>
-            <w:tcW w:type="dxa" w:w="5669"/>
-          </w:tcPr>
-          <w:p>
-            <w:pPr>
-              <w:keepNext/>
-              <w:widowControl w:val="0"/>
-              <w:spacing w:line="240" w:lineRule="auto" w:after="0"/>
-              <w:ind w:firstLine="0"/>
-              <w:jc w:val="center"/>
-            </w:pPr>
-            <w:r/>
-            <w:r>
-              <w:rPr>
-                <w:rFonts w:ascii="Times New Roman" w:hAnsi="Times New Roman" w:cs="Times New Roman" w:eastAsia="Times New Roman"/>
-                <w:b w:val="0"/>
-                <w:i w:val="0"/>
-                <w:sz w:val="24"/>
-              </w:rPr>
-              <w:t>Описание</w:t>
-            </w:r>
-          </w:p>
-        </w:tc>
-      </w:tr>
       <w:tr>
         <w:trPr>
           <w:cantSplit/>
@@ -7324,7 +6994,7 @@
                 <w:i w:val="0"/>
                 <w:sz w:val="24"/>
               </w:rPr>
-              <w:t>Хранилище прогнозов и моделей</w:t>
+              <w:t>Хранилище прогнозов</w:t>
             </w:r>
           </w:p>
         </w:tc>
@@ -7370,7 +7040,117 @@
                 <w:i w:val="0"/>
                 <w:sz w:val="24"/>
               </w:rPr>
-              <w:t>Прогнозы спроса, версии моделей и их точность</w:t>
+              <w:t>Прогнозы спроса и их точность</w:t>
+            </w:r>
+          </w:p>
+        </w:tc>
+      </w:tr>
+    </w:tbl>
+    <w:p>
+      <w:pPr>
+        <w:keepNext/>
+        <w:ind w:firstLine="0"/>
+        <w:jc w:val="right"/>
+      </w:pPr>
+      <w:r>
+        <w:rPr>
+          <w:rFonts w:ascii="Times New Roman" w:hAnsi="Times New Roman" w:cs="Times New Roman" w:eastAsia="Times New Roman"/>
+          <w:b w:val="0"/>
+          <w:i w:val="0"/>
+          <w:sz w:val="28"/>
+        </w:rPr>
+        <w:t>Продолжение таблицы 5.8</w:t>
+      </w:r>
+    </w:p>
+    <w:tbl>
+      <w:tblPr>
+        <w:tblStyle w:val="TableGrid"/>
+        <w:tblW w:type="auto" w:w="0"/>
+        <w:jc w:val="center"/>
+        <w:tblLayout w:type="fixed"/>
+        <w:tblLook w:firstColumn="1" w:firstRow="1" w:lastColumn="0" w:lastRow="0" w:noHBand="0" w:noVBand="1" w:val="04A0"/>
+        <w:tblLayout w:type="fixed"/>
+        <w:tblCaption w:val="5.8|2"/>
+      </w:tblPr>
+      <w:tblGrid>
+        <w:gridCol w:w="2608"/>
+        <w:gridCol w:w="1701"/>
+        <w:gridCol w:w="5046"/>
+      </w:tblGrid>
+      <w:tr>
+        <w:trPr>
+          <w:cantSplit/>
+          <w:tblHeader/>
+        </w:trPr>
+        <w:tc>
+          <w:tcPr>
+            <w:tcW w:type="dxa" w:w="2608"/>
+          </w:tcPr>
+          <w:p>
+            <w:pPr>
+              <w:keepNext/>
+              <w:widowControl w:val="0"/>
+              <w:spacing w:line="240" w:lineRule="auto" w:after="0"/>
+              <w:ind w:firstLine="0"/>
+              <w:jc w:val="center"/>
+            </w:pPr>
+            <w:r/>
+            <w:r>
+              <w:rPr>
+                <w:rFonts w:ascii="Times New Roman" w:hAnsi="Times New Roman" w:cs="Times New Roman" w:eastAsia="Times New Roman"/>
+                <w:b w:val="0"/>
+                <w:i w:val="0"/>
+                <w:sz w:val="24"/>
+              </w:rPr>
+              <w:t>Наименование</w:t>
+            </w:r>
+          </w:p>
+        </w:tc>
+        <w:tc>
+          <w:tcPr>
+            <w:tcW w:type="dxa" w:w="1701"/>
+          </w:tcPr>
+          <w:p>
+            <w:pPr>
+              <w:keepNext/>
+              <w:widowControl w:val="0"/>
+              <w:spacing w:line="240" w:lineRule="auto" w:after="0"/>
+              <w:ind w:firstLine="0"/>
+              <w:jc w:val="center"/>
+            </w:pPr>
+            <w:r/>
+            <w:r>
+              <w:rPr>
+                <w:rFonts w:ascii="Times New Roman" w:hAnsi="Times New Roman" w:cs="Times New Roman" w:eastAsia="Times New Roman"/>
+                <w:b w:val="0"/>
+                <w:i w:val="0"/>
+                <w:sz w:val="24"/>
+              </w:rPr>
+              <w:t>Вид</w:t>
+            </w:r>
+          </w:p>
+        </w:tc>
+        <w:tc>
+          <w:tcPr>
+            <w:tcW w:type="dxa" w:w="5046"/>
+          </w:tcPr>
+          <w:p>
+            <w:pPr>
+              <w:keepNext/>
+              <w:widowControl w:val="0"/>
+              <w:spacing w:line="240" w:lineRule="auto" w:after="0"/>
+              <w:ind w:firstLine="0"/>
+              <w:jc w:val="center"/>
+            </w:pPr>
+            <w:r/>
+            <w:r>
+              <w:rPr>
+                <w:rFonts w:ascii="Times New Roman" w:hAnsi="Times New Roman" w:cs="Times New Roman" w:eastAsia="Times New Roman"/>
+                <w:b w:val="0"/>
+                <w:i w:val="0"/>
+                <w:sz w:val="24"/>
+              </w:rPr>
+              <w:t>Описание</w:t>
             </w:r>
           </w:p>
         </w:tc>

--- a/reports/ПР_5-6_Функциональное_моделирование.docx
+++ b/reports/ПР_5-6_Функциональное_моделирование.docx
@@ -6440,12 +6440,137 @@
           </w:tcPr>
           <w:p>
             <w:pPr>
+              <w:spacing w:after="0"/>
+              <w:ind w:firstLine="0"/>
+            </w:pPr>
+            <w:r/>
+            <m:oMathPara>
+              <m:oMath>
+                <m:r>
+                  <w:rPr>
+                    <w:rFonts w:ascii="Cambria Math" w:hAnsi="Cambria Math" w:cs="Cambria Math"/>
+                    <w:sz w:val="24"/>
+                    <w:szCs w:val="24"/>
+                  </w:rPr>
+                  <m:t>α=</m:t>
+                </m:r>
+                <m:f>
+                  <m:fPr>
+                    <m:type m:val="bar"/>
+                  </m:fPr>
+                  <m:num>
+                    <m:argPr>
+                      <m:scrLvl m:val="0"/>
+                    </m:argPr>
+                    <m:sSub>
+                      <m:e>
+                        <m:argPr>
+                          <m:scrLvl m:val="0"/>
+                        </m:argPr>
+                        <m:r>
+                          <w:rPr>
+                            <w:rFonts w:ascii="Cambria Math" w:hAnsi="Cambria Math" w:cs="Cambria Math"/>
+                            <w:sz w:val="24"/>
+                            <w:szCs w:val="24"/>
+                          </w:rPr>
+                          <m:t>C</m:t>
+                        </m:r>
+                      </m:e>
+                      <m:sub>
+                        <m:argPr>
+                          <m:scrLvl m:val="0"/>
+                        </m:argPr>
+                        <m:r>
+                          <w:rPr>
+                            <w:rFonts w:ascii="Cambria Math" w:hAnsi="Cambria Math" w:cs="Cambria Math"/>
+                            <w:sz w:val="24"/>
+                            <w:szCs w:val="24"/>
+                          </w:rPr>
+                          <m:t>u</m:t>
+                        </m:r>
+                      </m:sub>
+                    </m:sSub>
+                  </m:num>
+                  <m:den>
+                    <m:argPr>
+                      <m:scrLvl m:val="0"/>
+                    </m:argPr>
+                    <m:sSub>
+                      <m:e>
+                        <m:argPr>
+                          <m:scrLvl m:val="0"/>
+                        </m:argPr>
+                        <m:r>
+                          <w:rPr>
+                            <w:rFonts w:ascii="Cambria Math" w:hAnsi="Cambria Math" w:cs="Cambria Math"/>
+                            <w:sz w:val="24"/>
+                            <w:szCs w:val="24"/>
+                          </w:rPr>
+                          <m:t>C</m:t>
+                        </m:r>
+                      </m:e>
+                      <m:sub>
+                        <m:argPr>
+                          <m:scrLvl m:val="0"/>
+                        </m:argPr>
+                        <m:r>
+                          <w:rPr>
+                            <w:rFonts w:ascii="Cambria Math" w:hAnsi="Cambria Math" w:cs="Cambria Math"/>
+                            <w:sz w:val="24"/>
+                            <w:szCs w:val="24"/>
+                          </w:rPr>
+                          <m:t>u</m:t>
+                        </m:r>
+                      </m:sub>
+                    </m:sSub>
+                    <m:r>
+                      <w:rPr>
+                        <w:rFonts w:ascii="Cambria Math" w:hAnsi="Cambria Math" w:cs="Cambria Math"/>
+                        <w:sz w:val="24"/>
+                        <w:szCs w:val="24"/>
+                      </w:rPr>
+                      <m:t>+</m:t>
+                    </m:r>
+                    <m:sSub>
+                      <m:e>
+                        <m:argPr>
+                          <m:scrLvl m:val="0"/>
+                        </m:argPr>
+                        <m:r>
+                          <w:rPr>
+                            <w:rFonts w:ascii="Cambria Math" w:hAnsi="Cambria Math" w:cs="Cambria Math"/>
+                            <w:sz w:val="24"/>
+                            <w:szCs w:val="24"/>
+                          </w:rPr>
+                          <m:t>C</m:t>
+                        </m:r>
+                      </m:e>
+                      <m:sub>
+                        <m:argPr>
+                          <m:scrLvl m:val="0"/>
+                        </m:argPr>
+                        <m:r>
+                          <w:rPr>
+                            <w:rFonts w:ascii="Cambria Math" w:hAnsi="Cambria Math" w:cs="Cambria Math"/>
+                            <w:sz w:val="24"/>
+                            <w:szCs w:val="24"/>
+                          </w:rPr>
+                          <m:t>o</m:t>
+                        </m:r>
+                      </m:sub>
+                    </m:sSub>
+                  </m:den>
+                </m:f>
+              </m:oMath>
+            </m:oMathPara>
+          </w:p>
+          <w:p>
+            <w:pPr>
               <w:widowControl w:val="0"/>
               <w:spacing w:line="240" w:lineRule="auto" w:after="0"/>
               <w:ind w:firstLine="0"/>
               <w:jc w:val="left"/>
             </w:pPr>
-            <w:r/>
             <w:r>
               <w:rPr>
                 <w:rFonts w:ascii="Times New Roman" w:hAnsi="Times New Roman" w:cs="Times New Roman" w:eastAsia="Times New Roman"/>
@@ -6453,7 +6578,73 @@
                 <w:i w:val="0"/>
                 <w:sz w:val="24"/>
               </w:rPr>
-              <w:t>α = Cu / (Cu + Co), где Cu — упущенная маржа единицы товара, Co — потери при списании единицы</w:t>
+              <w:t xml:space="preserve">где </w:t>
+            </w:r>
+            <m:oMath>
+              <m:sSub>
+                <m:e>
+                  <m:r>
+                    <w:rPr>
+                      <w:rFonts w:ascii="Cambria Math" w:hAnsi="Cambria Math" w:cs="Cambria Math"/>
+                      <w:sz w:val="24"/>
+                      <w:szCs w:val="24"/>
+                    </w:rPr>
+                    <m:t>C</m:t>
+                  </m:r>
+                </m:e>
+                <m:sub>
+                  <m:r>
+                    <w:rPr>
+                      <w:rFonts w:ascii="Cambria Math" w:hAnsi="Cambria Math" w:cs="Cambria Math"/>
+                      <w:sz w:val="24"/>
+                      <w:szCs w:val="24"/>
+                    </w:rPr>
+                    <m:t>u</m:t>
+                  </m:r>
+                </m:sub>
+              </m:sSub>
+            </m:oMath>
+            <w:r>
+              <w:rPr>
+                <w:rFonts w:ascii="Times New Roman" w:hAnsi="Times New Roman" w:cs="Times New Roman" w:eastAsia="Times New Roman"/>
+                <w:b w:val="0"/>
+                <w:i w:val="0"/>
+                <w:sz w:val="24"/>
+              </w:rPr>
+              <w:t xml:space="preserve"> — упущенная маржа единицы товара, </w:t>
+            </w:r>
+            <m:oMath>
+              <m:sSub>
+                <m:e>
+                  <m:r>
+                    <w:rPr>
+                      <w:rFonts w:ascii="Cambria Math" w:hAnsi="Cambria Math" w:cs="Cambria Math"/>
+                      <w:sz w:val="24"/>
+                      <w:szCs w:val="24"/>
+                    </w:rPr>
+                    <m:t>C</m:t>
+                  </m:r>
+                </m:e>
+                <m:sub>
+                  <m:r>
+                    <w:rPr>
+                      <w:rFonts w:ascii="Cambria Math" w:hAnsi="Cambria Math" w:cs="Cambria Math"/>
+                      <w:sz w:val="24"/>
+                      <w:szCs w:val="24"/>
+                    </w:rPr>
+                    <m:t>o</m:t>
+                  </m:r>
+                </m:sub>
+              </m:sSub>
+            </m:oMath>
+            <w:r>
+              <w:rPr>
+                <w:rFonts w:ascii="Times New Roman" w:hAnsi="Times New Roman" w:cs="Times New Roman" w:eastAsia="Times New Roman"/>
+                <w:b w:val="0"/>
+                <w:i w:val="0"/>
+                <w:sz w:val="24"/>
+              </w:rPr>
+              <w:t xml:space="preserve"> — потери при списании единицы</w:t>
             </w:r>
           </w:p>
         </w:tc>
@@ -6675,7 +6866,26 @@
                 <w:i w:val="0"/>
                 <w:sz w:val="24"/>
               </w:rPr>
-              <w:t>Квантиль распределения спроса уровня α на период до следующей поставки</w:t>
+              <w:t xml:space="preserve">Квантиль распределения спроса уровня </w:t>
+            </w:r>
+            <m:oMath>
+              <m:r>
+                <w:rPr>
+                  <w:rFonts w:ascii="Cambria Math" w:hAnsi="Cambria Math" w:cs="Cambria Math"/>
+                  <w:sz w:val="24"/>
+                  <w:szCs w:val="24"/>
+                </w:rPr>
+                <m:t>α</m:t>
+              </m:r>
+            </m:oMath>
+            <w:r>
+              <w:rPr>
+                <w:rFonts w:ascii="Times New Roman" w:hAnsi="Times New Roman" w:cs="Times New Roman" w:eastAsia="Times New Roman"/>
+                <w:b w:val="0"/>
+                <w:i w:val="0"/>
+                <w:sz w:val="24"/>
+              </w:rPr>
+              <w:t xml:space="preserve"> на период до следующей поставки</w:t>
             </w:r>
           </w:p>
         </w:tc>
@@ -6742,6 +6952,76 @@
               <w:jc w:val="left"/>
             </w:pPr>
             <w:r/>
+            <m:oMath>
+              <m:r>
+                <w:rPr>
+                  <w:rFonts w:ascii="Cambria Math" w:hAnsi="Cambria Math" w:cs="Cambria Math"/>
+                  <w:sz w:val="24"/>
+                  <w:szCs w:val="24"/>
+                </w:rPr>
+                <m:t>Q=</m:t>
+              </m:r>
+              <m:r>
+                <m:rPr>
+                  <m:sty m:val="p"/>
+                </m:rPr>
+                <w:rPr>
+                  <w:rFonts w:ascii="Cambria Math" w:hAnsi="Cambria Math" w:cs="Cambria Math"/>
+                  <w:sz w:val="24"/>
+                  <w:szCs w:val="24"/>
+                </w:rPr>
+                <m:t>max</m:t>
+              </m:r>
+              <m:r>
+                <w:rPr>
+                  <w:rFonts w:ascii="Cambria Math" w:hAnsi="Cambria Math" w:cs="Cambria Math"/>
+                  <w:sz w:val="24"/>
+                  <w:szCs w:val="24"/>
+                </w:rPr>
+                <m:t>(0,</m:t>
+              </m:r>
+              <m:r>
+                <m:rPr>
+                  <m:sty m:val="p"/>
+                </m:rPr>
+                <w:rPr>
+                  <w:rFonts w:ascii="Cambria Math" w:hAnsi="Cambria Math" w:cs="Cambria Math"/>
+                  <w:sz w:val="24"/>
+                  <w:szCs w:val="24"/>
+                </w:rPr>
+                <m:t> </m:t>
+              </m:r>
+              <m:sSub>
+                <m:e>
+                  <m:r>
+                    <w:rPr>
+                      <w:rFonts w:ascii="Cambria Math" w:hAnsi="Cambria Math" w:cs="Cambria Math"/>
+                      <w:sz w:val="24"/>
+                      <w:szCs w:val="24"/>
+                    </w:rPr>
+                    <m:t>D</m:t>
+                  </m:r>
+                </m:e>
+                <m:sub>
+                  <m:r>
+                    <w:rPr>
+                      <w:rFonts w:ascii="Cambria Math" w:hAnsi="Cambria Math" w:cs="Cambria Math"/>
+                      <w:sz w:val="24"/>
+                      <w:szCs w:val="24"/>
+                    </w:rPr>
+                    <m:t>α</m:t>
+                  </m:r>
+                </m:sub>
+              </m:sSub>
+              <m:r>
+                <w:rPr>
+                  <w:rFonts w:ascii="Cambria Math" w:hAnsi="Cambria Math" w:cs="Cambria Math"/>
+                  <w:sz w:val="24"/>
+                  <w:szCs w:val="24"/>
+                </w:rPr>
+                <m:t>−S−Z)</m:t>
+              </m:r>
+            </m:oMath>
             <w:r>
               <w:rPr>
                 <w:rFonts w:ascii="Times New Roman" w:hAnsi="Times New Roman" w:cs="Times New Roman" w:eastAsia="Times New Roman"/>
@@ -6749,7 +7029,78 @@
                 <w:i w:val="0"/>
                 <w:sz w:val="24"/>
               </w:rPr>
-              <w:t>Q = max(0, потребность − доступный запас − заказы в пути)</w:t>
+              <w:t xml:space="preserve">, где </w:t>
+            </w:r>
+            <m:oMath>
+              <m:sSub>
+                <m:e>
+                  <m:r>
+                    <w:rPr>
+                      <w:rFonts w:ascii="Cambria Math" w:hAnsi="Cambria Math" w:cs="Cambria Math"/>
+                      <w:sz w:val="24"/>
+                      <w:szCs w:val="24"/>
+                    </w:rPr>
+                    <m:t>D</m:t>
+                  </m:r>
+                </m:e>
+                <m:sub>
+                  <m:r>
+                    <w:rPr>
+                      <w:rFonts w:ascii="Cambria Math" w:hAnsi="Cambria Math" w:cs="Cambria Math"/>
+                      <w:sz w:val="24"/>
+                      <w:szCs w:val="24"/>
+                    </w:rPr>
+                    <m:t>α</m:t>
+                  </m:r>
+                </m:sub>
+              </m:sSub>
+            </m:oMath>
+            <w:r>
+              <w:rPr>
+                <w:rFonts w:ascii="Times New Roman" w:hAnsi="Times New Roman" w:cs="Times New Roman" w:eastAsia="Times New Roman"/>
+                <w:b w:val="0"/>
+                <w:i w:val="0"/>
+                <w:sz w:val="24"/>
+              </w:rPr>
+              <w:t xml:space="preserve"> — потребность, </w:t>
+            </w:r>
+            <m:oMath>
+              <m:r>
+                <w:rPr>
+                  <w:rFonts w:ascii="Cambria Math" w:hAnsi="Cambria Math" w:cs="Cambria Math"/>
+                  <w:sz w:val="24"/>
+                  <w:szCs w:val="24"/>
+                </w:rPr>
+                <m:t>S</m:t>
+              </m:r>
+            </m:oMath>
+            <w:r>
+              <w:rPr>
+                <w:rFonts w:ascii="Times New Roman" w:hAnsi="Times New Roman" w:cs="Times New Roman" w:eastAsia="Times New Roman"/>
+                <w:b w:val="0"/>
+                <w:i w:val="0"/>
+                <w:sz w:val="24"/>
+              </w:rPr>
+              <w:t xml:space="preserve"> — доступный запас, </w:t>
+            </w:r>
+            <m:oMath>
+              <m:r>
+                <w:rPr>
+                  <w:rFonts w:ascii="Cambria Math" w:hAnsi="Cambria Math" w:cs="Cambria Math"/>
+                  <w:sz w:val="24"/>
+                  <w:szCs w:val="24"/>
+                </w:rPr>
+                <m:t>Z</m:t>
+              </m:r>
+            </m:oMath>
+            <w:r>
+              <w:rPr>
+                <w:rFonts w:ascii="Times New Roman" w:hAnsi="Times New Roman" w:cs="Times New Roman" w:eastAsia="Times New Roman"/>
+                <w:b w:val="0"/>
+                <w:i w:val="0"/>
+                <w:sz w:val="24"/>
+              </w:rPr>
+              <w:t xml:space="preserve"> — заказы в пути</w:t>
             </w:r>
           </w:p>
         </w:tc>
@@ -6971,80 +7322,6 @@
           </w:p>
         </w:tc>
       </w:tr>
-      <w:tr>
-        <w:trPr>
-          <w:cantSplit/>
-        </w:trPr>
-        <w:tc>
-          <w:tcPr>
-            <w:tcW w:type="dxa" w:w="2608"/>
-          </w:tcPr>
-          <w:p>
-            <w:pPr>
-              <w:widowControl w:val="0"/>
-              <w:spacing w:line="240" w:lineRule="auto" w:after="0"/>
-              <w:ind w:firstLine="0"/>
-              <w:jc w:val="left"/>
-            </w:pPr>
-            <w:r/>
-            <w:r>
-              <w:rPr>
-                <w:rFonts w:ascii="Times New Roman" w:hAnsi="Times New Roman" w:cs="Times New Roman" w:eastAsia="Times New Roman"/>
-                <w:b w:val="0"/>
-                <w:i w:val="0"/>
-                <w:sz w:val="24"/>
-              </w:rPr>
-              <w:t>Хранилище прогнозов</w:t>
-            </w:r>
-          </w:p>
-        </w:tc>
-        <w:tc>
-          <w:tcPr>
-            <w:tcW w:type="dxa" w:w="1701"/>
-          </w:tcPr>
-          <w:p>
-            <w:pPr>
-              <w:widowControl w:val="0"/>
-              <w:spacing w:line="240" w:lineRule="auto" w:after="0"/>
-              <w:ind w:firstLine="0"/>
-              <w:jc w:val="left"/>
-            </w:pPr>
-            <w:r/>
-            <w:r>
-              <w:rPr>
-                <w:rFonts w:ascii="Times New Roman" w:hAnsi="Times New Roman" w:cs="Times New Roman" w:eastAsia="Times New Roman"/>
-                <w:b w:val="0"/>
-                <w:i w:val="0"/>
-                <w:sz w:val="24"/>
-              </w:rPr>
-              <w:t>Хранилище данных</w:t>
-            </w:r>
-          </w:p>
-        </w:tc>
-        <w:tc>
-          <w:tcPr>
-            <w:tcW w:type="dxa" w:w="5046"/>
-          </w:tcPr>
-          <w:p>
-            <w:pPr>
-              <w:widowControl w:val="0"/>
-              <w:spacing w:line="240" w:lineRule="auto" w:after="0"/>
-              <w:ind w:firstLine="0"/>
-              <w:jc w:val="left"/>
-            </w:pPr>
-            <w:r/>
-            <w:r>
-              <w:rPr>
-                <w:rFonts w:ascii="Times New Roman" w:hAnsi="Times New Roman" w:cs="Times New Roman" w:eastAsia="Times New Roman"/>
-                <w:b w:val="0"/>
-                <w:i w:val="0"/>
-                <w:sz w:val="24"/>
-              </w:rPr>
-              <w:t>Прогнозы спроса и их точность</w:t>
-            </w:r>
-          </w:p>
-        </w:tc>
-      </w:tr>
     </w:tbl>
     <w:p>
       <w:pPr>
@@ -7070,7 +7347,7 @@
         <w:tblLayout w:type="fixed"/>
         <w:tblLook w:firstColumn="1" w:firstRow="1" w:lastColumn="0" w:lastRow="0" w:noHBand="0" w:noVBand="1" w:val="04A0"/>
         <w:tblLayout w:type="fixed"/>
-        <w:tblCaption w:val="5.8|2"/>
+        <w:tblCaption w:val="5.8|1"/>
       </w:tblPr>
       <w:tblGrid>
         <w:gridCol w:w="2608"/>
@@ -7151,6 +7428,80 @@
                 <w:sz w:val="24"/>
               </w:rPr>
               <w:t>Описание</w:t>
+            </w:r>
+          </w:p>
+        </w:tc>
+      </w:tr>
+      <w:tr>
+        <w:trPr>
+          <w:cantSplit/>
+        </w:trPr>
+        <w:tc>
+          <w:tcPr>
+            <w:tcW w:type="dxa" w:w="2608"/>
+          </w:tcPr>
+          <w:p>
+            <w:pPr>
+              <w:widowControl w:val="0"/>
+              <w:spacing w:line="240" w:lineRule="auto" w:after="0"/>
+              <w:ind w:firstLine="0"/>
+              <w:jc w:val="left"/>
+            </w:pPr>
+            <w:r/>
+            <w:r>
+              <w:rPr>
+                <w:rFonts w:ascii="Times New Roman" w:hAnsi="Times New Roman" w:cs="Times New Roman" w:eastAsia="Times New Roman"/>
+                <w:b w:val="0"/>
+                <w:i w:val="0"/>
+                <w:sz w:val="24"/>
+              </w:rPr>
+              <w:t>Хранилище прогнозов</w:t>
+            </w:r>
+          </w:p>
+        </w:tc>
+        <w:tc>
+          <w:tcPr>
+            <w:tcW w:type="dxa" w:w="1701"/>
+          </w:tcPr>
+          <w:p>
+            <w:pPr>
+              <w:widowControl w:val="0"/>
+              <w:spacing w:line="240" w:lineRule="auto" w:after="0"/>
+              <w:ind w:firstLine="0"/>
+              <w:jc w:val="left"/>
+            </w:pPr>
+            <w:r/>
+            <w:r>
+              <w:rPr>
+                <w:rFonts w:ascii="Times New Roman" w:hAnsi="Times New Roman" w:cs="Times New Roman" w:eastAsia="Times New Roman"/>
+                <w:b w:val="0"/>
+                <w:i w:val="0"/>
+                <w:sz w:val="24"/>
+              </w:rPr>
+              <w:t>Хранилище данных</w:t>
+            </w:r>
+          </w:p>
+        </w:tc>
+        <w:tc>
+          <w:tcPr>
+            <w:tcW w:type="dxa" w:w="5046"/>
+          </w:tcPr>
+          <w:p>
+            <w:pPr>
+              <w:widowControl w:val="0"/>
+              <w:spacing w:line="240" w:lineRule="auto" w:after="0"/>
+              <w:ind w:firstLine="0"/>
+              <w:jc w:val="left"/>
+            </w:pPr>
+            <w:r/>
+            <w:r>
+              <w:rPr>
+                <w:rFonts w:ascii="Times New Roman" w:hAnsi="Times New Roman" w:cs="Times New Roman" w:eastAsia="Times New Roman"/>
+                <w:b w:val="0"/>
+                <w:i w:val="0"/>
+                <w:sz w:val="24"/>
+              </w:rPr>
+              <w:t>Прогнозы спроса и их точность</w:t>
             </w:r>
           </w:p>
         </w:tc>

--- a/reports/ПР_5-6_Функциональное_моделирование.docx
+++ b/reports/ПР_5-6_Функциональное_моделирование.docx
@@ -424,7 +424,7 @@
           <w:i w:val="0"/>
           <w:sz w:val="28"/>
         </w:rPr>
-        <w:t>Объект моделирования — процессы закупки, хранения и продажи цветочной продукции оптово-розничной компании с использованием информационной системы планирования, описанной в практической работе № 3 и требованиях практической работы № 4. Модель строится в нотации «как будет» (TO-BE) и отражает весь функционал системы: каждой функции из описания системы соответствует по крайней мере один функциональный блок.</w:t>
+        <w:t>Объект моделирования — процессы закупки, хранения и продажи срезанных цветов в небольшом цветочном салоне с использованием базовой редакции системы «ИС планирования закупок и продаж цветов», описанной в практической работе № 3 и требованиях практической работы № 4. Модель строится в нотации «как будет» (TO-BE) и отражает весь функционал базовой редакции: каждой функции соответствует по крайней мере один функциональный блок.</w:t>
       </w:r>
     </w:p>
     <w:p>
@@ -884,7 +884,7 @@
           <w:i w:val="0"/>
           <w:sz w:val="28"/>
         </w:rPr>
-        <w:t>Контекстная диаграмма A-0 (рисунок 5.1) содержит один функциональный блок, отражающий систему в целом, и определяет её границы: входы (поставки продукции, данные о продажах, заказы покупателей, календарь событий и погода), управление (ассортиментная политика и бюджет, условия поставщиков, торговое законодательство), механизмы (сотрудники и информационная система) и выходы.</w:t>
+        <w:t>Контекстная диаграмма A-0 (рисунок 5.1) содержит один функциональный блок, отражающий систему в целом, и определяет её границы: входы (поставки продукции и покупки), управляющие воздействия (условия поставщиков, правила закупки салона, торговое законодательство), механизмы (флорист-кассир, владелец салона и программа) и выходы (проданная продукция, заказы поставщикам, списания, отчёт). Обмена с внешними системами нет: касса работает независимо, заказ владелец передаёт поставщику сам.</w:t>
       </w:r>
     </w:p>
     <w:p>
@@ -895,7 +895,7 @@
           <w:i w:val="0"/>
           <w:sz w:val="28"/>
         </w:rPr>
-        <w:t>Цель моделирования: описать функции планирования закупок и продаж цветочной продукции с использованием информационной системы, потоки данных и материалов между ними и правила их выполнения для проектирования программного обеспечения системы.</w:t>
+        <w:t>Цель моделирования: описать функции учёта поставок, продаж и списаний, прогноза спроса и расчёта заказа поставщику в цветочном салоне, потоки данных и материалов между ними и правила их выполнения для проектирования программы.</w:t>
       </w:r>
     </w:p>
     <w:p>
@@ -906,7 +906,7 @@
           <w:i w:val="0"/>
           <w:sz w:val="28"/>
         </w:rPr>
-        <w:t>Точка зрения: директор Компании.</w:t>
+        <w:t>Точка зрения: владелец Салона.</w:t>
       </w:r>
     </w:p>
     <w:p>
@@ -1159,7 +1159,7 @@
                 <w:i w:val="0"/>
                 <w:sz w:val="24"/>
               </w:rPr>
-              <w:t>Товар и сопроводительные документы (накладные, фитосанитарные сертификаты) от поставщиков</w:t>
+              <w:t>Товар и накладные от поставщиков</w:t>
             </w:r>
           </w:p>
         </w:tc>
@@ -1187,7 +1187,7 @@
                 <w:i w:val="0"/>
                 <w:sz w:val="24"/>
               </w:rPr>
-              <w:t>Данные о продажах</w:t>
+              <w:t>Покупки</w:t>
             </w:r>
           </w:p>
         </w:tc>
@@ -1233,229 +1233,7 @@
                 <w:i w:val="0"/>
                 <w:sz w:val="24"/>
               </w:rPr>
-              <w:t>Чеки продаж из онлайн-касс и «1С:Розница»</w:t>
-            </w:r>
-          </w:p>
-        </w:tc>
-      </w:tr>
-      <w:tr>
-        <w:trPr>
-          <w:cantSplit/>
-        </w:trPr>
-        <w:tc>
-          <w:tcPr>
-            <w:tcW w:type="dxa" w:w="2608"/>
-          </w:tcPr>
-          <w:p>
-            <w:pPr>
-              <w:widowControl w:val="0"/>
-              <w:spacing w:line="240" w:lineRule="auto" w:after="0"/>
-              <w:ind w:firstLine="0"/>
-              <w:jc w:val="left"/>
-            </w:pPr>
-            <w:r/>
-            <w:r>
-              <w:rPr>
-                <w:rFonts w:ascii="Times New Roman" w:hAnsi="Times New Roman" w:cs="Times New Roman" w:eastAsia="Times New Roman"/>
-                <w:b w:val="0"/>
-                <w:i w:val="0"/>
-                <w:sz w:val="24"/>
-              </w:rPr>
-              <w:t>Заказы покупателей</w:t>
-            </w:r>
-          </w:p>
-        </w:tc>
-        <w:tc>
-          <w:tcPr>
-            <w:tcW w:type="dxa" w:w="1474"/>
-          </w:tcPr>
-          <w:p>
-            <w:pPr>
-              <w:widowControl w:val="0"/>
-              <w:spacing w:line="240" w:lineRule="auto" w:after="0"/>
-              <w:ind w:firstLine="0"/>
-              <w:jc w:val="left"/>
-            </w:pPr>
-            <w:r/>
-            <w:r>
-              <w:rPr>
-                <w:rFonts w:ascii="Times New Roman" w:hAnsi="Times New Roman" w:cs="Times New Roman" w:eastAsia="Times New Roman"/>
-                <w:b w:val="0"/>
-                <w:i w:val="0"/>
-                <w:sz w:val="24"/>
-              </w:rPr>
-              <w:t>Вход</w:t>
-            </w:r>
-          </w:p>
-        </w:tc>
-        <w:tc>
-          <w:tcPr>
-            <w:tcW w:type="dxa" w:w="5272"/>
-          </w:tcPr>
-          <w:p>
-            <w:pPr>
-              <w:widowControl w:val="0"/>
-              <w:spacing w:line="240" w:lineRule="auto" w:after="0"/>
-              <w:ind w:firstLine="0"/>
-              <w:jc w:val="left"/>
-            </w:pPr>
-            <w:r/>
-            <w:r>
-              <w:rPr>
-                <w:rFonts w:ascii="Times New Roman" w:hAnsi="Times New Roman" w:cs="Times New Roman" w:eastAsia="Times New Roman"/>
-                <w:b w:val="0"/>
-                <w:i w:val="0"/>
-                <w:sz w:val="24"/>
-              </w:rPr>
-              <w:t>Заказы и предзаказы интернет-магазина и салонов</w:t>
-            </w:r>
-          </w:p>
-        </w:tc>
-      </w:tr>
-      <w:tr>
-        <w:trPr>
-          <w:cantSplit/>
-        </w:trPr>
-        <w:tc>
-          <w:tcPr>
-            <w:tcW w:type="dxa" w:w="2608"/>
-          </w:tcPr>
-          <w:p>
-            <w:pPr>
-              <w:widowControl w:val="0"/>
-              <w:spacing w:line="240" w:lineRule="auto" w:after="0"/>
-              <w:ind w:firstLine="0"/>
-              <w:jc w:val="left"/>
-            </w:pPr>
-            <w:r/>
-            <w:r>
-              <w:rPr>
-                <w:rFonts w:ascii="Times New Roman" w:hAnsi="Times New Roman" w:cs="Times New Roman" w:eastAsia="Times New Roman"/>
-                <w:b w:val="0"/>
-                <w:i w:val="0"/>
-                <w:sz w:val="24"/>
-              </w:rPr>
-              <w:t>Календарь событий и погода</w:t>
-            </w:r>
-          </w:p>
-        </w:tc>
-        <w:tc>
-          <w:tcPr>
-            <w:tcW w:type="dxa" w:w="1474"/>
-          </w:tcPr>
-          <w:p>
-            <w:pPr>
-              <w:widowControl w:val="0"/>
-              <w:spacing w:line="240" w:lineRule="auto" w:after="0"/>
-              <w:ind w:firstLine="0"/>
-              <w:jc w:val="left"/>
-            </w:pPr>
-            <w:r/>
-            <w:r>
-              <w:rPr>
-                <w:rFonts w:ascii="Times New Roman" w:hAnsi="Times New Roman" w:cs="Times New Roman" w:eastAsia="Times New Roman"/>
-                <w:b w:val="0"/>
-                <w:i w:val="0"/>
-                <w:sz w:val="24"/>
-              </w:rPr>
-              <w:t>Вход</w:t>
-            </w:r>
-          </w:p>
-        </w:tc>
-        <w:tc>
-          <w:tcPr>
-            <w:tcW w:type="dxa" w:w="5272"/>
-          </w:tcPr>
-          <w:p>
-            <w:pPr>
-              <w:widowControl w:val="0"/>
-              <w:spacing w:line="240" w:lineRule="auto" w:after="0"/>
-              <w:ind w:firstLine="0"/>
-              <w:jc w:val="left"/>
-            </w:pPr>
-            <w:r/>
-            <w:r>
-              <w:rPr>
-                <w:rFonts w:ascii="Times New Roman" w:hAnsi="Times New Roman" w:cs="Times New Roman" w:eastAsia="Times New Roman"/>
-                <w:b w:val="0"/>
-                <w:i w:val="0"/>
-                <w:sz w:val="24"/>
-              </w:rPr>
-              <w:t>Праздники, акции, прогноз погоды</w:t>
-            </w:r>
-          </w:p>
-        </w:tc>
-      </w:tr>
-      <w:tr>
-        <w:trPr>
-          <w:cantSplit/>
-        </w:trPr>
-        <w:tc>
-          <w:tcPr>
-            <w:tcW w:type="dxa" w:w="2608"/>
-          </w:tcPr>
-          <w:p>
-            <w:pPr>
-              <w:widowControl w:val="0"/>
-              <w:spacing w:line="240" w:lineRule="auto" w:after="0"/>
-              <w:ind w:firstLine="0"/>
-              <w:jc w:val="left"/>
-            </w:pPr>
-            <w:r/>
-            <w:r>
-              <w:rPr>
-                <w:rFonts w:ascii="Times New Roman" w:hAnsi="Times New Roman" w:cs="Times New Roman" w:eastAsia="Times New Roman"/>
-                <w:b w:val="0"/>
-                <w:i w:val="0"/>
-                <w:sz w:val="24"/>
-              </w:rPr>
-              <w:t>Ассортиментная политика и бюджет</w:t>
-            </w:r>
-          </w:p>
-        </w:tc>
-        <w:tc>
-          <w:tcPr>
-            <w:tcW w:type="dxa" w:w="1474"/>
-          </w:tcPr>
-          <w:p>
-            <w:pPr>
-              <w:widowControl w:val="0"/>
-              <w:spacing w:line="240" w:lineRule="auto" w:after="0"/>
-              <w:ind w:firstLine="0"/>
-              <w:jc w:val="left"/>
-            </w:pPr>
-            <w:r/>
-            <w:r>
-              <w:rPr>
-                <w:rFonts w:ascii="Times New Roman" w:hAnsi="Times New Roman" w:cs="Times New Roman" w:eastAsia="Times New Roman"/>
-                <w:b w:val="0"/>
-                <w:i w:val="0"/>
-                <w:sz w:val="24"/>
-              </w:rPr>
-              <w:t>Управление</w:t>
-            </w:r>
-          </w:p>
-        </w:tc>
-        <w:tc>
-          <w:tcPr>
-            <w:tcW w:type="dxa" w:w="5272"/>
-          </w:tcPr>
-          <w:p>
-            <w:pPr>
-              <w:widowControl w:val="0"/>
-              <w:spacing w:line="240" w:lineRule="auto" w:after="0"/>
-              <w:ind w:firstLine="0"/>
-              <w:jc w:val="left"/>
-            </w:pPr>
-            <w:r/>
-            <w:r>
-              <w:rPr>
-                <w:rFonts w:ascii="Times New Roman" w:hAnsi="Times New Roman" w:cs="Times New Roman" w:eastAsia="Times New Roman"/>
-                <w:b w:val="0"/>
-                <w:i w:val="0"/>
-                <w:sz w:val="24"/>
-              </w:rPr>
-              <w:t>Ассортиментная матрица, бюджет закупок, правила уценки</w:t>
+              <w:t>Товар и количество, которые выбрал покупатель</w:t>
             </w:r>
           </w:p>
         </w:tc>
@@ -1529,7 +1307,81 @@
                 <w:i w:val="0"/>
                 <w:sz w:val="24"/>
               </w:rPr>
-              <w:t>Цены, сроки поставки, кратность упаковки, минимальная сумма заказа</w:t>
+              <w:t>Цены закупки, сроки поставки, кратность упаковки</w:t>
+            </w:r>
+          </w:p>
+        </w:tc>
+      </w:tr>
+      <w:tr>
+        <w:trPr>
+          <w:cantSplit/>
+        </w:trPr>
+        <w:tc>
+          <w:tcPr>
+            <w:tcW w:type="dxa" w:w="2608"/>
+          </w:tcPr>
+          <w:p>
+            <w:pPr>
+              <w:widowControl w:val="0"/>
+              <w:spacing w:line="240" w:lineRule="auto" w:after="0"/>
+              <w:ind w:firstLine="0"/>
+              <w:jc w:val="left"/>
+            </w:pPr>
+            <w:r/>
+            <w:r>
+              <w:rPr>
+                <w:rFonts w:ascii="Times New Roman" w:hAnsi="Times New Roman" w:cs="Times New Roman" w:eastAsia="Times New Roman"/>
+                <w:b w:val="0"/>
+                <w:i w:val="0"/>
+                <w:sz w:val="24"/>
+              </w:rPr>
+              <w:t>Правила закупки салона</w:t>
+            </w:r>
+          </w:p>
+        </w:tc>
+        <w:tc>
+          <w:tcPr>
+            <w:tcW w:type="dxa" w:w="1474"/>
+          </w:tcPr>
+          <w:p>
+            <w:pPr>
+              <w:widowControl w:val="0"/>
+              <w:spacing w:line="240" w:lineRule="auto" w:after="0"/>
+              <w:ind w:firstLine="0"/>
+              <w:jc w:val="left"/>
+            </w:pPr>
+            <w:r/>
+            <w:r>
+              <w:rPr>
+                <w:rFonts w:ascii="Times New Roman" w:hAnsi="Times New Roman" w:cs="Times New Roman" w:eastAsia="Times New Roman"/>
+                <w:b w:val="0"/>
+                <w:i w:val="0"/>
+                <w:sz w:val="24"/>
+              </w:rPr>
+              <w:t>Управление</w:t>
+            </w:r>
+          </w:p>
+        </w:tc>
+        <w:tc>
+          <w:tcPr>
+            <w:tcW w:type="dxa" w:w="5272"/>
+          </w:tcPr>
+          <w:p>
+            <w:pPr>
+              <w:widowControl w:val="0"/>
+              <w:spacing w:line="240" w:lineRule="auto" w:after="0"/>
+              <w:ind w:firstLine="0"/>
+              <w:jc w:val="left"/>
+            </w:pPr>
+            <w:r/>
+            <w:r>
+              <w:rPr>
+                <w:rFonts w:ascii="Times New Roman" w:hAnsi="Times New Roman" w:cs="Times New Roman" w:eastAsia="Times New Roman"/>
+                <w:b w:val="0"/>
+                <w:i w:val="0"/>
+                <w:sz w:val="24"/>
+              </w:rPr>
+              <w:t>Сроки реализации товаров, интервал между заказами 3 дня, страховой запас 20 %</w:t>
             </w:r>
           </w:p>
         </w:tc>
@@ -1603,7 +1455,7 @@
                 <w:i w:val="0"/>
                 <w:sz w:val="24"/>
               </w:rPr>
-              <w:t>54-ФЗ, 381-ФЗ, Правила продажи товаров, Закон о защите прав потребителей</w:t>
+              <w:t>381-ФЗ, Закон «О защите прав потребителей», Правила продажи товаров</w:t>
             </w:r>
           </w:p>
         </w:tc>
@@ -1631,7 +1483,7 @@
                 <w:i w:val="0"/>
                 <w:sz w:val="24"/>
               </w:rPr>
-              <w:t>Кладовщик</w:t>
+              <w:t>Флорист-кассир</w:t>
             </w:r>
           </w:p>
         </w:tc>
@@ -1677,7 +1529,7 @@
                 <w:i w:val="0"/>
                 <w:sz w:val="24"/>
               </w:rPr>
-              <w:t>Приёмка, хранение, перемещение, списание</w:t>
+              <w:t>Принимает поставки, продаёт, списывает</w:t>
             </w:r>
           </w:p>
         </w:tc>
@@ -1705,7 +1557,7 @@
                 <w:i w:val="0"/>
                 <w:sz w:val="24"/>
               </w:rPr>
-              <w:t>Продавцы-флористы</w:t>
+              <w:t>Владелец салона</w:t>
             </w:r>
           </w:p>
         </w:tc>
@@ -1751,7 +1603,7 @@
                 <w:i w:val="0"/>
                 <w:sz w:val="24"/>
               </w:rPr>
-              <w:t>Продажа товара в салонах</w:t>
+              <w:t>Ведёт справочники, заказывает товар, анализирует результаты</w:t>
             </w:r>
           </w:p>
         </w:tc>
@@ -1779,7 +1631,7 @@
                 <w:i w:val="0"/>
                 <w:sz w:val="24"/>
               </w:rPr>
-              <w:t>Менеджер по закупкам</w:t>
+              <w:t>Программа «ФлораПлан Базовая»</w:t>
             </w:r>
           </w:p>
         </w:tc>
@@ -1825,7 +1677,7 @@
                 <w:i w:val="0"/>
                 <w:sz w:val="24"/>
               </w:rPr>
-              <w:t>Планирование и размещение заказов</w:t>
+              <w:t>Программа на компьютере Салона</w:t>
             </w:r>
           </w:p>
         </w:tc>
@@ -1853,81 +1705,7 @@
                 <w:i w:val="0"/>
                 <w:sz w:val="24"/>
               </w:rPr>
-              <w:t>ИС планирования</w:t>
-            </w:r>
-          </w:p>
-        </w:tc>
-        <w:tc>
-          <w:tcPr>
-            <w:tcW w:type="dxa" w:w="1474"/>
-          </w:tcPr>
-          <w:p>
-            <w:pPr>
-              <w:widowControl w:val="0"/>
-              <w:spacing w:line="240" w:lineRule="auto" w:after="0"/>
-              <w:ind w:firstLine="0"/>
-              <w:jc w:val="left"/>
-            </w:pPr>
-            <w:r/>
-            <w:r>
-              <w:rPr>
-                <w:rFonts w:ascii="Times New Roman" w:hAnsi="Times New Roman" w:cs="Times New Roman" w:eastAsia="Times New Roman"/>
-                <w:b w:val="0"/>
-                <w:i w:val="0"/>
-                <w:sz w:val="24"/>
-              </w:rPr>
-              <w:t>Механизм</w:t>
-            </w:r>
-          </w:p>
-        </w:tc>
-        <w:tc>
-          <w:tcPr>
-            <w:tcW w:type="dxa" w:w="5272"/>
-          </w:tcPr>
-          <w:p>
-            <w:pPr>
-              <w:widowControl w:val="0"/>
-              <w:spacing w:line="240" w:lineRule="auto" w:after="0"/>
-              <w:ind w:firstLine="0"/>
-              <w:jc w:val="left"/>
-            </w:pPr>
-            <w:r/>
-            <w:r>
-              <w:rPr>
-                <w:rFonts w:ascii="Times New Roman" w:hAnsi="Times New Roman" w:cs="Times New Roman" w:eastAsia="Times New Roman"/>
-                <w:b w:val="0"/>
-                <w:i w:val="0"/>
-                <w:sz w:val="24"/>
-              </w:rPr>
-              <w:t>Программно-аппаратный комплекс системы, включая модуль прогнозирования</w:t>
-            </w:r>
-          </w:p>
-        </w:tc>
-      </w:tr>
-      <w:tr>
-        <w:trPr>
-          <w:cantSplit/>
-        </w:trPr>
-        <w:tc>
-          <w:tcPr>
-            <w:tcW w:type="dxa" w:w="2608"/>
-          </w:tcPr>
-          <w:p>
-            <w:pPr>
-              <w:widowControl w:val="0"/>
-              <w:spacing w:line="240" w:lineRule="auto" w:after="0"/>
-              <w:ind w:firstLine="0"/>
-              <w:jc w:val="left"/>
-            </w:pPr>
-            <w:r/>
-            <w:r>
-              <w:rPr>
-                <w:rFonts w:ascii="Times New Roman" w:hAnsi="Times New Roman" w:cs="Times New Roman" w:eastAsia="Times New Roman"/>
-                <w:b w:val="0"/>
-                <w:i w:val="0"/>
-                <w:sz w:val="24"/>
-              </w:rPr>
-              <w:t>Реализованная продукция</w:t>
+              <w:t>Проданная продукция</w:t>
             </w:r>
           </w:p>
         </w:tc>
@@ -1973,7 +1751,7 @@
                 <w:i w:val="0"/>
                 <w:sz w:val="24"/>
               </w:rPr>
-              <w:t>Проданный покупателям товар, выполненные заказы</w:t>
+              <w:t>Товар, переданный покупателям</w:t>
             </w:r>
           </w:p>
         </w:tc>
@@ -2047,7 +1825,7 @@
                 <w:i w:val="0"/>
                 <w:sz w:val="24"/>
               </w:rPr>
-              <w:t>Утверждённые и отправленные заказы</w:t>
+              <w:t>Рассчитанные заказы, которые владелец передаёт по телефону или почте</w:t>
             </w:r>
           </w:p>
         </w:tc>
@@ -2075,7 +1853,7 @@
                 <w:i w:val="0"/>
                 <w:sz w:val="24"/>
               </w:rPr>
-              <w:t>Акты списания</w:t>
+              <w:t>Списания</w:t>
             </w:r>
           </w:p>
         </w:tc>
@@ -2121,7 +1899,7 @@
                 <w:i w:val="0"/>
                 <w:sz w:val="24"/>
               </w:rPr>
-              <w:t>Документы о списании продукции, утратившей товарный вид</w:t>
+              <w:t>Записи о списании партий с причиной</w:t>
             </w:r>
           </w:p>
         </w:tc>
@@ -2149,7 +1927,7 @@
                 <w:i w:val="0"/>
                 <w:sz w:val="24"/>
               </w:rPr>
-              <w:t>Аналитические отчёты</w:t>
+              <w:t>Отчёт за 30 дней</w:t>
             </w:r>
           </w:p>
         </w:tc>
@@ -2195,7 +1973,7 @@
                 <w:i w:val="0"/>
                 <w:sz w:val="24"/>
               </w:rPr>
-              <w:t>Отчёты о продажах, списаниях, точности прогноза</w:t>
+              <w:t>Выручка по товарам и потери от списаний</w:t>
             </w:r>
           </w:p>
         </w:tc>
@@ -2228,7 +2006,7 @@
           <w:i w:val="0"/>
           <w:sz w:val="28"/>
         </w:rPr>
-        <w:t>Диаграмма декомпозиции первого уровня A0 (рисунок 5.2) содержит пять функциональных блоков. Обратные связи по управлению отражают влияние плана поставок (блок A4) на приёмку товара (блок A1) и влияние уценки (блок A5) на продажи (блок A2).</w:t>
+        <w:t>Диаграмма декомпозиции первого уровня A0 (рисунок 5.2) содержит пять функциональных блоков. Обратные связи по управлению отражают влияние рассчитанного заказа (блок A4) на приёмку следующей поставки (блок A1) и влияние состояния партий (блок A3) на продажу (блок A2): просроченный товар не продаётся.</w:t>
       </w:r>
     </w:p>
     <w:p>
@@ -2458,7 +2236,7 @@
                 <w:i w:val="0"/>
                 <w:sz w:val="24"/>
               </w:rPr>
-              <w:t>Принимать поставки и учитывать запасы</w:t>
+              <w:t>Принимать поставки</w:t>
             </w:r>
           </w:p>
         </w:tc>
@@ -2481,7 +2259,7 @@
                 <w:i w:val="0"/>
                 <w:sz w:val="24"/>
               </w:rPr>
-              <w:t>Приёмка поставок с контролем количества и качества, оприходование партий со сроками реализации, учёт остатков и перемещений</w:t>
+              <w:t>Выбор товара и количества, создание партии; срок годности = дата приёмки + срок реализации товара</w:t>
             </w:r>
           </w:p>
         </w:tc>
@@ -2532,7 +2310,7 @@
                 <w:i w:val="0"/>
                 <w:sz w:val="24"/>
               </w:rPr>
-              <w:t>Продавать продукцию и обрабатывать заказы</w:t>
+              <w:t>Продавать продукцию по FEFO</w:t>
             </w:r>
           </w:p>
         </w:tc>
@@ -2555,7 +2333,7 @@
                 <w:i w:val="0"/>
                 <w:sz w:val="24"/>
               </w:rPr>
-              <w:t>Продажа в салонах, загрузка чеков, обработка онлайн-заказов и предзаказов, резервирование товара</w:t>
+              <w:t>Проверка остатка годных партий, списание товара из партий по возрастанию срока годности, запись продаж</w:t>
             </w:r>
           </w:p>
         </w:tc>
@@ -2606,7 +2384,7 @@
                 <w:i w:val="0"/>
                 <w:sz w:val="24"/>
               </w:rPr>
-              <w:t>Прогнозировать спрос</w:t>
+              <w:t>Контролировать сроки и списывать</w:t>
             </w:r>
           </w:p>
         </w:tc>
@@ -2629,7 +2407,7 @@
                 <w:i w:val="0"/>
                 <w:sz w:val="24"/>
               </w:rPr>
-              <w:t>Подготовка данных, расчёт прогноза спроса и его квантилей статистической моделью, контроль точности</w:t>
+              <w:t>Состояние партий («свежая», «истекает», «просрочена»), списание остатка партии с причиной</w:t>
             </w:r>
           </w:p>
         </w:tc>
@@ -2680,7 +2458,7 @@
                 <w:i w:val="0"/>
                 <w:sz w:val="24"/>
               </w:rPr>
-              <w:t>Планировать закупки</w:t>
+              <w:t>Рассчитывать заказ поставщику</w:t>
             </w:r>
           </w:p>
         </w:tc>
@@ -2703,7 +2481,7 @@
                 <w:i w:val="0"/>
                 <w:sz w:val="24"/>
               </w:rPr>
-              <w:t>Расчёт рекомендуемых заказов, корректировка, согласование и отправка заказов поставщикам</w:t>
+              <w:t>Средние продажи за 14 дней, потребность на период покрытия со страховым запасом, округление до упаковки</w:t>
             </w:r>
           </w:p>
         </w:tc>
@@ -2754,7 +2532,7 @@
                 <w:i w:val="0"/>
                 <w:sz w:val="24"/>
               </w:rPr>
-              <w:t>Управлять сроками реализации</w:t>
+              <w:t>Анализировать продажи и потери</w:t>
             </w:r>
           </w:p>
         </w:tc>
@@ -2777,7 +2555,7 @@
                 <w:i w:val="0"/>
                 <w:sz w:val="24"/>
               </w:rPr>
-              <w:t>Контроль сроков партий, уценка, списание продукции, утратившей товарный вид</w:t>
+              <w:t>Выручка по товарам и потери от списаний за 30 дней</w:t>
             </w:r>
           </w:p>
         </w:tc>
@@ -2980,7 +2758,7 @@
                 <w:i w:val="0"/>
                 <w:sz w:val="24"/>
               </w:rPr>
-              <w:t>Граница диаграммы → Принимать поставки и учитывать запасы</w:t>
+              <w:t>Граница диаграммы → Принимать поставки</w:t>
             </w:r>
           </w:p>
         </w:tc>
@@ -3008,7 +2786,7 @@
                 <w:i w:val="0"/>
                 <w:sz w:val="24"/>
               </w:rPr>
-              <w:t>Данные о продажах</w:t>
+              <w:t>Покупки</w:t>
             </w:r>
           </w:p>
         </w:tc>
@@ -3054,155 +2832,7 @@
                 <w:i w:val="0"/>
                 <w:sz w:val="24"/>
               </w:rPr>
-              <w:t>Граница диаграммы → Продавать продукцию и обрабатывать заказы</w:t>
-            </w:r>
-          </w:p>
-        </w:tc>
-      </w:tr>
-      <w:tr>
-        <w:trPr>
-          <w:cantSplit/>
-        </w:trPr>
-        <w:tc>
-          <w:tcPr>
-            <w:tcW w:type="dxa" w:w="3061"/>
-          </w:tcPr>
-          <w:p>
-            <w:pPr>
-              <w:widowControl w:val="0"/>
-              <w:spacing w:line="240" w:lineRule="auto" w:after="0"/>
-              <w:ind w:firstLine="0"/>
-              <w:jc w:val="left"/>
-            </w:pPr>
-            <w:r/>
-            <w:r>
-              <w:rPr>
-                <w:rFonts w:ascii="Times New Roman" w:hAnsi="Times New Roman" w:cs="Times New Roman" w:eastAsia="Times New Roman"/>
-                <w:b w:val="0"/>
-                <w:i w:val="0"/>
-                <w:sz w:val="24"/>
-              </w:rPr>
-              <w:t>Заказы покупателей</w:t>
-            </w:r>
-          </w:p>
-        </w:tc>
-        <w:tc>
-          <w:tcPr>
-            <w:tcW w:type="dxa" w:w="2041"/>
-          </w:tcPr>
-          <w:p>
-            <w:pPr>
-              <w:widowControl w:val="0"/>
-              <w:spacing w:line="240" w:lineRule="auto" w:after="0"/>
-              <w:ind w:firstLine="0"/>
-              <w:jc w:val="left"/>
-            </w:pPr>
-            <w:r/>
-            <w:r>
-              <w:rPr>
-                <w:rFonts w:ascii="Times New Roman" w:hAnsi="Times New Roman" w:cs="Times New Roman" w:eastAsia="Times New Roman"/>
-                <w:b w:val="0"/>
-                <w:i w:val="0"/>
-                <w:sz w:val="24"/>
-              </w:rPr>
-              <w:t>Вход</w:t>
-            </w:r>
-          </w:p>
-        </w:tc>
-        <w:tc>
-          <w:tcPr>
-            <w:tcW w:type="dxa" w:w="4252"/>
-          </w:tcPr>
-          <w:p>
-            <w:pPr>
-              <w:widowControl w:val="0"/>
-              <w:spacing w:line="240" w:lineRule="auto" w:after="0"/>
-              <w:ind w:firstLine="0"/>
-              <w:jc w:val="left"/>
-            </w:pPr>
-            <w:r/>
-            <w:r>
-              <w:rPr>
-                <w:rFonts w:ascii="Times New Roman" w:hAnsi="Times New Roman" w:cs="Times New Roman" w:eastAsia="Times New Roman"/>
-                <w:b w:val="0"/>
-                <w:i w:val="0"/>
-                <w:sz w:val="24"/>
-              </w:rPr>
-              <w:t>Граница диаграммы → Продавать продукцию и обрабатывать заказы</w:t>
-            </w:r>
-          </w:p>
-        </w:tc>
-      </w:tr>
-      <w:tr>
-        <w:trPr>
-          <w:cantSplit/>
-        </w:trPr>
-        <w:tc>
-          <w:tcPr>
-            <w:tcW w:type="dxa" w:w="3061"/>
-          </w:tcPr>
-          <w:p>
-            <w:pPr>
-              <w:widowControl w:val="0"/>
-              <w:spacing w:line="240" w:lineRule="auto" w:after="0"/>
-              <w:ind w:firstLine="0"/>
-              <w:jc w:val="left"/>
-            </w:pPr>
-            <w:r/>
-            <w:r>
-              <w:rPr>
-                <w:rFonts w:ascii="Times New Roman" w:hAnsi="Times New Roman" w:cs="Times New Roman" w:eastAsia="Times New Roman"/>
-                <w:b w:val="0"/>
-                <w:i w:val="0"/>
-                <w:sz w:val="24"/>
-              </w:rPr>
-              <w:t>Календарь событий и погода</w:t>
-            </w:r>
-          </w:p>
-        </w:tc>
-        <w:tc>
-          <w:tcPr>
-            <w:tcW w:type="dxa" w:w="2041"/>
-          </w:tcPr>
-          <w:p>
-            <w:pPr>
-              <w:widowControl w:val="0"/>
-              <w:spacing w:line="240" w:lineRule="auto" w:after="0"/>
-              <w:ind w:firstLine="0"/>
-              <w:jc w:val="left"/>
-            </w:pPr>
-            <w:r/>
-            <w:r>
-              <w:rPr>
-                <w:rFonts w:ascii="Times New Roman" w:hAnsi="Times New Roman" w:cs="Times New Roman" w:eastAsia="Times New Roman"/>
-                <w:b w:val="0"/>
-                <w:i w:val="0"/>
-                <w:sz w:val="24"/>
-              </w:rPr>
-              <w:t>Вход</w:t>
-            </w:r>
-          </w:p>
-        </w:tc>
-        <w:tc>
-          <w:tcPr>
-            <w:tcW w:type="dxa" w:w="4252"/>
-          </w:tcPr>
-          <w:p>
-            <w:pPr>
-              <w:widowControl w:val="0"/>
-              <w:spacing w:line="240" w:lineRule="auto" w:after="0"/>
-              <w:ind w:firstLine="0"/>
-              <w:jc w:val="left"/>
-            </w:pPr>
-            <w:r/>
-            <w:r>
-              <w:rPr>
-                <w:rFonts w:ascii="Times New Roman" w:hAnsi="Times New Roman" w:cs="Times New Roman" w:eastAsia="Times New Roman"/>
-                <w:b w:val="0"/>
-                <w:i w:val="0"/>
-                <w:sz w:val="24"/>
-              </w:rPr>
-              <w:t>Граница диаграммы → Прогнозировать спрос</w:t>
+              <w:t>Граница диаграммы → Продавать продукцию по FEFO</w:t>
             </w:r>
           </w:p>
         </w:tc>
@@ -3276,7 +2906,7 @@
                 <w:i w:val="0"/>
                 <w:sz w:val="24"/>
               </w:rPr>
-              <w:t>Граница диаграммы → Продавать продукцию и обрабатывать заказы</w:t>
+              <w:t>Граница диаграммы → Продавать продукцию по FEFO</w:t>
             </w:r>
           </w:p>
         </w:tc>
@@ -3350,7 +2980,7 @@
                 <w:i w:val="0"/>
                 <w:sz w:val="24"/>
               </w:rPr>
-              <w:t>Граница диаграммы → Планировать закупки</w:t>
+              <w:t>Граница диаграммы → Рассчитывать заказ поставщику</w:t>
             </w:r>
           </w:p>
         </w:tc>
@@ -3378,7 +3008,7 @@
                 <w:i w:val="0"/>
                 <w:sz w:val="24"/>
               </w:rPr>
-              <w:t>Ассортиментная политика и бюджет</w:t>
+              <w:t>Правила закупки салона</w:t>
             </w:r>
           </w:p>
         </w:tc>
@@ -3424,7 +3054,7 @@
                 <w:i w:val="0"/>
                 <w:sz w:val="24"/>
               </w:rPr>
-              <w:t>Граница диаграммы → Планировать закупки</w:t>
+              <w:t>Граница диаграммы → Рассчитывать заказ поставщику</w:t>
             </w:r>
           </w:p>
         </w:tc>
@@ -3452,7 +3082,7 @@
                 <w:i w:val="0"/>
                 <w:sz w:val="24"/>
               </w:rPr>
-              <w:t>Кладовщик</w:t>
+              <w:t>Флорист-кассир</w:t>
             </w:r>
           </w:p>
         </w:tc>
@@ -3498,7 +3128,7 @@
                 <w:i w:val="0"/>
                 <w:sz w:val="24"/>
               </w:rPr>
-              <w:t>Граница диаграммы → Принимать поставки и учитывать запасы</w:t>
+              <w:t>Граница диаграммы → Продавать продукцию по FEFO</w:t>
             </w:r>
           </w:p>
         </w:tc>
@@ -3526,7 +3156,7 @@
                 <w:i w:val="0"/>
                 <w:sz w:val="24"/>
               </w:rPr>
-              <w:t>Продавцы-флористы</w:t>
+              <w:t>Программа «ФлораПлан Базовая»</w:t>
             </w:r>
           </w:p>
         </w:tc>
@@ -3572,7 +3202,7 @@
                 <w:i w:val="0"/>
                 <w:sz w:val="24"/>
               </w:rPr>
-              <w:t>Граница диаграммы → Продавать продукцию и обрабатывать заказы</w:t>
+              <w:t>Граница диаграммы → Контролировать сроки и списывать</w:t>
             </w:r>
           </w:p>
         </w:tc>
@@ -3600,7 +3230,7 @@
                 <w:i w:val="0"/>
                 <w:sz w:val="24"/>
               </w:rPr>
-              <w:t>ИС планирования</w:t>
+              <w:t>Владелец салона</w:t>
             </w:r>
           </w:p>
         </w:tc>
@@ -3646,7 +3276,7 @@
                 <w:i w:val="0"/>
                 <w:sz w:val="24"/>
               </w:rPr>
-              <w:t>Граница диаграммы → Прогнозировать спрос</w:t>
+              <w:t>Граница диаграммы → Рассчитывать заказ поставщику</w:t>
             </w:r>
           </w:p>
         </w:tc>
@@ -3674,81 +3304,7 @@
                 <w:i w:val="0"/>
                 <w:sz w:val="24"/>
               </w:rPr>
-              <w:t>Менеджер по закупкам</w:t>
-            </w:r>
-          </w:p>
-        </w:tc>
-        <w:tc>
-          <w:tcPr>
-            <w:tcW w:type="dxa" w:w="2041"/>
-          </w:tcPr>
-          <w:p>
-            <w:pPr>
-              <w:widowControl w:val="0"/>
-              <w:spacing w:line="240" w:lineRule="auto" w:after="0"/>
-              <w:ind w:firstLine="0"/>
-              <w:jc w:val="left"/>
-            </w:pPr>
-            <w:r/>
-            <w:r>
-              <w:rPr>
-                <w:rFonts w:ascii="Times New Roman" w:hAnsi="Times New Roman" w:cs="Times New Roman" w:eastAsia="Times New Roman"/>
-                <w:b w:val="0"/>
-                <w:i w:val="0"/>
-                <w:sz w:val="24"/>
-              </w:rPr>
-              <w:t>Механизм</w:t>
-            </w:r>
-          </w:p>
-        </w:tc>
-        <w:tc>
-          <w:tcPr>
-            <w:tcW w:type="dxa" w:w="4252"/>
-          </w:tcPr>
-          <w:p>
-            <w:pPr>
-              <w:widowControl w:val="0"/>
-              <w:spacing w:line="240" w:lineRule="auto" w:after="0"/>
-              <w:ind w:firstLine="0"/>
-              <w:jc w:val="left"/>
-            </w:pPr>
-            <w:r/>
-            <w:r>
-              <w:rPr>
-                <w:rFonts w:ascii="Times New Roman" w:hAnsi="Times New Roman" w:cs="Times New Roman" w:eastAsia="Times New Roman"/>
-                <w:b w:val="0"/>
-                <w:i w:val="0"/>
-                <w:sz w:val="24"/>
-              </w:rPr>
-              <w:t>Граница диаграммы → Планировать закупки</w:t>
-            </w:r>
-          </w:p>
-        </w:tc>
-      </w:tr>
-      <w:tr>
-        <w:trPr>
-          <w:cantSplit/>
-        </w:trPr>
-        <w:tc>
-          <w:tcPr>
-            <w:tcW w:type="dxa" w:w="3061"/>
-          </w:tcPr>
-          <w:p>
-            <w:pPr>
-              <w:widowControl w:val="0"/>
-              <w:spacing w:line="240" w:lineRule="auto" w:after="0"/>
-              <w:ind w:firstLine="0"/>
-              <w:jc w:val="left"/>
-            </w:pPr>
-            <w:r/>
-            <w:r>
-              <w:rPr>
-                <w:rFonts w:ascii="Times New Roman" w:hAnsi="Times New Roman" w:cs="Times New Roman" w:eastAsia="Times New Roman"/>
-                <w:b w:val="0"/>
-                <w:i w:val="0"/>
-                <w:sz w:val="24"/>
-              </w:rPr>
-              <w:t>Реализованная продукция</w:t>
+              <w:t>Проданная продукция</w:t>
             </w:r>
           </w:p>
         </w:tc>
@@ -3794,7 +3350,7 @@
                 <w:i w:val="0"/>
                 <w:sz w:val="24"/>
               </w:rPr>
-              <w:t>Продавать продукцию и обрабатывать заказы → граница диаграммы</w:t>
+              <w:t>Продавать продукцию по FEFO → граница диаграммы</w:t>
             </w:r>
           </w:p>
         </w:tc>
@@ -3822,7 +3378,7 @@
                 <w:i w:val="0"/>
                 <w:sz w:val="24"/>
               </w:rPr>
-              <w:t>Аналитические отчёты</w:t>
+              <w:t>Списания</w:t>
             </w:r>
           </w:p>
         </w:tc>
@@ -3868,7 +3424,7 @@
                 <w:i w:val="0"/>
                 <w:sz w:val="24"/>
               </w:rPr>
-              <w:t>Прогнозировать спрос → граница диаграммы</w:t>
+              <w:t>Контролировать сроки и списывать → граница диаграммы</w:t>
             </w:r>
           </w:p>
         </w:tc>
@@ -3942,7 +3498,7 @@
                 <w:i w:val="0"/>
                 <w:sz w:val="24"/>
               </w:rPr>
-              <w:t>Планировать закупки → граница диаграммы</w:t>
+              <w:t>Рассчитывать заказ поставщику → граница диаграммы</w:t>
             </w:r>
           </w:p>
         </w:tc>
@@ -3970,7 +3526,7 @@
                 <w:i w:val="0"/>
                 <w:sz w:val="24"/>
               </w:rPr>
-              <w:t>Акты списания</w:t>
+              <w:t>Отчёт за 30 дней</w:t>
             </w:r>
           </w:p>
         </w:tc>
@@ -4016,7 +3572,7 @@
                 <w:i w:val="0"/>
                 <w:sz w:val="24"/>
               </w:rPr>
-              <w:t>Управлять сроками реализации → граница диаграммы</w:t>
+              <w:t>Анализировать продажи и потери → граница диаграммы</w:t>
             </w:r>
           </w:p>
         </w:tc>
@@ -4044,7 +3600,7 @@
                 <w:i w:val="0"/>
                 <w:sz w:val="24"/>
               </w:rPr>
-              <w:t>Остатки по партиям</w:t>
+              <w:t>Партии</w:t>
             </w:r>
           </w:p>
         </w:tc>
@@ -4090,81 +3646,7 @@
                 <w:i w:val="0"/>
                 <w:sz w:val="24"/>
               </w:rPr>
-              <w:t>Принимать поставки и учитывать запасы → Продавать продукцию и обрабатывать заказы</w:t>
-            </w:r>
-          </w:p>
-        </w:tc>
-      </w:tr>
-      <w:tr>
-        <w:trPr>
-          <w:cantSplit/>
-        </w:trPr>
-        <w:tc>
-          <w:tcPr>
-            <w:tcW w:type="dxa" w:w="3061"/>
-          </w:tcPr>
-          <w:p>
-            <w:pPr>
-              <w:widowControl w:val="0"/>
-              <w:spacing w:line="240" w:lineRule="auto" w:after="0"/>
-              <w:ind w:firstLine="0"/>
-              <w:jc w:val="left"/>
-            </w:pPr>
-            <w:r/>
-            <w:r>
-              <w:rPr>
-                <w:rFonts w:ascii="Times New Roman" w:hAnsi="Times New Roman" w:cs="Times New Roman" w:eastAsia="Times New Roman"/>
-                <w:b w:val="0"/>
-                <w:i w:val="0"/>
-                <w:sz w:val="24"/>
-              </w:rPr>
-              <w:t>Доступные запасы</w:t>
-            </w:r>
-          </w:p>
-        </w:tc>
-        <w:tc>
-          <w:tcPr>
-            <w:tcW w:type="dxa" w:w="2041"/>
-          </w:tcPr>
-          <w:p>
-            <w:pPr>
-              <w:widowControl w:val="0"/>
-              <w:spacing w:line="240" w:lineRule="auto" w:after="0"/>
-              <w:ind w:firstLine="0"/>
-              <w:jc w:val="left"/>
-            </w:pPr>
-            <w:r/>
-            <w:r>
-              <w:rPr>
-                <w:rFonts w:ascii="Times New Roman" w:hAnsi="Times New Roman" w:cs="Times New Roman" w:eastAsia="Times New Roman"/>
-                <w:b w:val="0"/>
-                <w:i w:val="0"/>
-                <w:sz w:val="24"/>
-              </w:rPr>
-              <w:t>Выход → вход</w:t>
-            </w:r>
-          </w:p>
-        </w:tc>
-        <w:tc>
-          <w:tcPr>
-            <w:tcW w:type="dxa" w:w="4252"/>
-          </w:tcPr>
-          <w:p>
-            <w:pPr>
-              <w:widowControl w:val="0"/>
-              <w:spacing w:line="240" w:lineRule="auto" w:after="0"/>
-              <w:ind w:firstLine="0"/>
-              <w:jc w:val="left"/>
-            </w:pPr>
-            <w:r/>
-            <w:r>
-              <w:rPr>
-                <w:rFonts w:ascii="Times New Roman" w:hAnsi="Times New Roman" w:cs="Times New Roman" w:eastAsia="Times New Roman"/>
-                <w:b w:val="0"/>
-                <w:i w:val="0"/>
-                <w:sz w:val="24"/>
-              </w:rPr>
-              <w:t>Принимать поставки и учитывать запасы → Планировать закупки</w:t>
+              <w:t>Принимать поставки → Продавать продукцию по FEFO</w:t>
             </w:r>
           </w:p>
         </w:tc>
@@ -4238,7 +3720,81 @@
                 <w:i w:val="0"/>
                 <w:sz w:val="24"/>
               </w:rPr>
-              <w:t>Принимать поставки и учитывать запасы → Управлять сроками реализации</w:t>
+              <w:t>Принимать поставки → Контролировать сроки и списывать</w:t>
+            </w:r>
+          </w:p>
+        </w:tc>
+      </w:tr>
+      <w:tr>
+        <w:trPr>
+          <w:cantSplit/>
+        </w:trPr>
+        <w:tc>
+          <w:tcPr>
+            <w:tcW w:type="dxa" w:w="3061"/>
+          </w:tcPr>
+          <w:p>
+            <w:pPr>
+              <w:widowControl w:val="0"/>
+              <w:spacing w:line="240" w:lineRule="auto" w:after="0"/>
+              <w:ind w:firstLine="0"/>
+              <w:jc w:val="left"/>
+            </w:pPr>
+            <w:r/>
+            <w:r>
+              <w:rPr>
+                <w:rFonts w:ascii="Times New Roman" w:hAnsi="Times New Roman" w:cs="Times New Roman" w:eastAsia="Times New Roman"/>
+                <w:b w:val="0"/>
+                <w:i w:val="0"/>
+                <w:sz w:val="24"/>
+              </w:rPr>
+              <w:t>Остатки</w:t>
+            </w:r>
+          </w:p>
+        </w:tc>
+        <w:tc>
+          <w:tcPr>
+            <w:tcW w:type="dxa" w:w="2041"/>
+          </w:tcPr>
+          <w:p>
+            <w:pPr>
+              <w:widowControl w:val="0"/>
+              <w:spacing w:line="240" w:lineRule="auto" w:after="0"/>
+              <w:ind w:firstLine="0"/>
+              <w:jc w:val="left"/>
+            </w:pPr>
+            <w:r/>
+            <w:r>
+              <w:rPr>
+                <w:rFonts w:ascii="Times New Roman" w:hAnsi="Times New Roman" w:cs="Times New Roman" w:eastAsia="Times New Roman"/>
+                <w:b w:val="0"/>
+                <w:i w:val="0"/>
+                <w:sz w:val="24"/>
+              </w:rPr>
+              <w:t>Выход → вход</w:t>
+            </w:r>
+          </w:p>
+        </w:tc>
+        <w:tc>
+          <w:tcPr>
+            <w:tcW w:type="dxa" w:w="4252"/>
+          </w:tcPr>
+          <w:p>
+            <w:pPr>
+              <w:widowControl w:val="0"/>
+              <w:spacing w:line="240" w:lineRule="auto" w:after="0"/>
+              <w:ind w:firstLine="0"/>
+              <w:jc w:val="left"/>
+            </w:pPr>
+            <w:r/>
+            <w:r>
+              <w:rPr>
+                <w:rFonts w:ascii="Times New Roman" w:hAnsi="Times New Roman" w:cs="Times New Roman" w:eastAsia="Times New Roman"/>
+                <w:b w:val="0"/>
+                <w:i w:val="0"/>
+                <w:sz w:val="24"/>
+              </w:rPr>
+              <w:t>Принимать поставки → Рассчитывать заказ поставщику</w:t>
             </w:r>
           </w:p>
         </w:tc>
@@ -4312,7 +3868,7 @@
                 <w:i w:val="0"/>
                 <w:sz w:val="24"/>
               </w:rPr>
-              <w:t>Продавать продукцию и обрабатывать заказы → Прогнозировать спрос</w:t>
+              <w:t>Продавать продукцию по FEFO → Рассчитывать заказ поставщику</w:t>
             </w:r>
           </w:p>
         </w:tc>
@@ -4340,7 +3896,7 @@
                 <w:i w:val="0"/>
                 <w:sz w:val="24"/>
               </w:rPr>
-              <w:t>Прогноз спроса</w:t>
+              <w:t>Продажи</w:t>
             </w:r>
           </w:p>
         </w:tc>
@@ -4386,7 +3942,7 @@
                 <w:i w:val="0"/>
                 <w:sz w:val="24"/>
               </w:rPr>
-              <w:t>Прогнозировать спрос → Планировать закупки</w:t>
+              <w:t>Продавать продукцию по FEFO → Анализировать продажи и потери</w:t>
             </w:r>
           </w:p>
         </w:tc>
@@ -4414,7 +3970,81 @@
                 <w:i w:val="0"/>
                 <w:sz w:val="24"/>
               </w:rPr>
-              <w:t>План поставок</w:t>
+              <w:t>Записи о списании</w:t>
+            </w:r>
+          </w:p>
+        </w:tc>
+        <w:tc>
+          <w:tcPr>
+            <w:tcW w:type="dxa" w:w="2041"/>
+          </w:tcPr>
+          <w:p>
+            <w:pPr>
+              <w:widowControl w:val="0"/>
+              <w:spacing w:line="240" w:lineRule="auto" w:after="0"/>
+              <w:ind w:firstLine="0"/>
+              <w:jc w:val="left"/>
+            </w:pPr>
+            <w:r/>
+            <w:r>
+              <w:rPr>
+                <w:rFonts w:ascii="Times New Roman" w:hAnsi="Times New Roman" w:cs="Times New Roman" w:eastAsia="Times New Roman"/>
+                <w:b w:val="0"/>
+                <w:i w:val="0"/>
+                <w:sz w:val="24"/>
+              </w:rPr>
+              <w:t>Выход → вход</w:t>
+            </w:r>
+          </w:p>
+        </w:tc>
+        <w:tc>
+          <w:tcPr>
+            <w:tcW w:type="dxa" w:w="4252"/>
+          </w:tcPr>
+          <w:p>
+            <w:pPr>
+              <w:widowControl w:val="0"/>
+              <w:spacing w:line="240" w:lineRule="auto" w:after="0"/>
+              <w:ind w:firstLine="0"/>
+              <w:jc w:val="left"/>
+            </w:pPr>
+            <w:r/>
+            <w:r>
+              <w:rPr>
+                <w:rFonts w:ascii="Times New Roman" w:hAnsi="Times New Roman" w:cs="Times New Roman" w:eastAsia="Times New Roman"/>
+                <w:b w:val="0"/>
+                <w:i w:val="0"/>
+                <w:sz w:val="24"/>
+              </w:rPr>
+              <w:t>Контролировать сроки и списывать → Анализировать продажи и потери</w:t>
+            </w:r>
+          </w:p>
+        </w:tc>
+      </w:tr>
+      <w:tr>
+        <w:trPr>
+          <w:cantSplit/>
+        </w:trPr>
+        <w:tc>
+          <w:tcPr>
+            <w:tcW w:type="dxa" w:w="3061"/>
+          </w:tcPr>
+          <w:p>
+            <w:pPr>
+              <w:widowControl w:val="0"/>
+              <w:spacing w:line="240" w:lineRule="auto" w:after="0"/>
+              <w:ind w:firstLine="0"/>
+              <w:jc w:val="left"/>
+            </w:pPr>
+            <w:r/>
+            <w:r>
+              <w:rPr>
+                <w:rFonts w:ascii="Times New Roman" w:hAnsi="Times New Roman" w:cs="Times New Roman" w:eastAsia="Times New Roman"/>
+                <w:b w:val="0"/>
+                <w:i w:val="0"/>
+                <w:sz w:val="24"/>
+              </w:rPr>
+              <w:t>Заказ поставщику</w:t>
             </w:r>
           </w:p>
         </w:tc>
@@ -4460,7 +4090,7 @@
                 <w:i w:val="0"/>
                 <w:sz w:val="24"/>
               </w:rPr>
-              <w:t>Планировать закупки → Принимать поставки и учитывать запасы</w:t>
+              <w:t>Рассчитывать заказ поставщику → Принимать поставки</w:t>
             </w:r>
           </w:p>
         </w:tc>
@@ -4488,7 +4118,7 @@
                 <w:i w:val="0"/>
                 <w:sz w:val="24"/>
               </w:rPr>
-              <w:t>Цены с уценкой</w:t>
+              <w:t>Состояние партий</w:t>
             </w:r>
           </w:p>
         </w:tc>
@@ -4534,7 +4164,7 @@
                 <w:i w:val="0"/>
                 <w:sz w:val="24"/>
               </w:rPr>
-              <w:t>Управлять сроками реализации → Продавать продукцию и обрабатывать заказы</w:t>
+              <w:t>Контролировать сроки и списывать → Продавать продукцию по FEFO</w:t>
             </w:r>
           </w:p>
         </w:tc>
@@ -4581,7 +4211,7 @@
           <w:i w:val="0"/>
           <w:sz w:val="28"/>
         </w:rPr>
-        <w:t>4.4 Декомпозиция блока A4 «Планировать закупки»</w:t>
+        <w:t>4.4 Декомпозиция блока A4 «Рассчитывать заказ поставщику»</w:t>
       </w:r>
     </w:p>
     <w:p>
@@ -4592,7 +4222,7 @@
           <w:i w:val="0"/>
           <w:sz w:val="28"/>
         </w:rPr>
-        <w:t>Диаграмма декомпозиции блока A4 (рисунок 5.3) отражает расчёт рекомендуемого заказа. Прогноз спроса и доступный запас определяются параллельно (перекрёсток «&amp;» J1). После расчёта оптимального объёма заказа выполняется проверка бюджета (перекрёсток «X» J3): при превышении бюджета заказ корректируется. Затем объём округляется до кратности упаковки, заказ согласуется и отправляется поставщику.</w:t>
+        <w:t>Диаграмма декомпозиции блока A4 (рисунок 5.3) отражает расчёт рекомендуемого заказа по одному товару поставщика; расчёт повторяется для каждого его товара. Сначала определяется период покрытия — срок поставки плюс интервал до следующего заказа. Средние продажи и остаток годных партий рассчитываются независимо друг от друга (перекрёсток «&amp;» J1). Если остаток покрывает потребность (перекрёсток «X» J3), заказ не нужен; иначе разность округляется вверх до упаковки.</w:t>
       </w:r>
     </w:p>
     <w:p>
@@ -4605,7 +4235,7 @@
       <w:r>
         <w:drawing>
           <wp:inline xmlns:a="http://schemas.openxmlformats.org/drawingml/2006/main" xmlns:pic="http://schemas.openxmlformats.org/drawingml/2006/picture">
-            <wp:extent cx="5940000" cy="2402830"/>
+            <wp:extent cx="5940000" cy="2368106"/>
             <wp:docPr id="3" name="Picture 3"/>
             <wp:cNvGraphicFramePr>
               <a:graphicFrameLocks noChangeAspect="1"/>
@@ -4626,7 +4256,7 @@
                   <pic:spPr>
                     <a:xfrm>
                       <a:off x="0" y="0"/>
-                      <a:ext cx="5940000" cy="2402830"/>
+                      <a:ext cx="5940000" cy="2368106"/>
                     </a:xfrm>
                     <a:prstGeom prst="rect"/>
                   </pic:spPr>
@@ -4799,6 +4429,109 @@
                 <w:i w:val="0"/>
                 <w:sz w:val="24"/>
               </w:rPr>
+              <w:t>4.1</w:t>
+            </w:r>
+          </w:p>
+        </w:tc>
+        <w:tc>
+          <w:tcPr>
+            <w:tcW w:type="dxa" w:w="2721"/>
+          </w:tcPr>
+          <w:p>
+            <w:pPr>
+              <w:widowControl w:val="0"/>
+              <w:spacing w:line="240" w:lineRule="auto" w:after="0"/>
+              <w:ind w:firstLine="0"/>
+              <w:jc w:val="left"/>
+            </w:pPr>
+            <w:r/>
+            <w:r>
+              <w:rPr>
+                <w:rFonts w:ascii="Times New Roman" w:hAnsi="Times New Roman" w:cs="Times New Roman" w:eastAsia="Times New Roman"/>
+                <w:b w:val="0"/>
+                <w:i w:val="0"/>
+                <w:sz w:val="24"/>
+              </w:rPr>
+              <w:t>Определить период покрытия</w:t>
+            </w:r>
+          </w:p>
+        </w:tc>
+        <w:tc>
+          <w:tcPr>
+            <w:tcW w:type="dxa" w:w="5669"/>
+          </w:tcPr>
+          <w:p>
+            <w:pPr>
+              <w:widowControl w:val="0"/>
+              <w:spacing w:line="240" w:lineRule="auto" w:after="0"/>
+              <w:ind w:firstLine="0"/>
+              <w:jc w:val="left"/>
+            </w:pPr>
+            <w:r/>
+            <m:oMath>
+              <m:r>
+                <w:rPr>
+                  <w:rFonts w:ascii="Cambria Math" w:hAnsi="Cambria Math" w:cs="Cambria Math"/>
+                  <w:sz w:val="24"/>
+                  <w:szCs w:val="24"/>
+                </w:rPr>
+                <m:t>L=</m:t>
+              </m:r>
+              <m:r>
+                <m:rPr>
+                  <m:nor/>
+                </m:rPr>
+                <w:rPr>
+                  <w:rFonts w:ascii="Cambria Math" w:hAnsi="Cambria Math" w:cs="Cambria Math"/>
+                  <w:sz w:val="24"/>
+                  <w:szCs w:val="24"/>
+                </w:rPr>
+                <m:t>срок поставки</m:t>
+              </m:r>
+              <m:r>
+                <w:rPr>
+                  <w:rFonts w:ascii="Cambria Math" w:hAnsi="Cambria Math" w:cs="Cambria Math"/>
+                  <w:sz w:val="24"/>
+                  <w:szCs w:val="24"/>
+                </w:rPr>
+                <m:t>+3</m:t>
+              </m:r>
+            </m:oMath>
+            <w:r>
+              <w:rPr>
+                <w:rFonts w:ascii="Times New Roman" w:hAnsi="Times New Roman" w:cs="Times New Roman" w:eastAsia="Times New Roman"/>
+                <w:b w:val="0"/>
+                <w:i w:val="0"/>
+                <w:sz w:val="24"/>
+              </w:rPr>
+              <w:t xml:space="preserve"> дня: товара должно хватить до поставки и до следующего заказа</w:t>
+            </w:r>
+          </w:p>
+        </w:tc>
+      </w:tr>
+      <w:tr>
+        <w:trPr>
+          <w:cantSplit/>
+        </w:trPr>
+        <w:tc>
+          <w:tcPr>
+            <w:tcW w:type="dxa" w:w="964"/>
+          </w:tcPr>
+          <w:p>
+            <w:pPr>
+              <w:widowControl w:val="0"/>
+              <w:spacing w:line="240" w:lineRule="auto" w:after="0"/>
+              <w:ind w:firstLine="0"/>
+              <w:jc w:val="left"/>
+            </w:pPr>
+            <w:r/>
+            <w:r>
+              <w:rPr>
+                <w:rFonts w:ascii="Times New Roman" w:hAnsi="Times New Roman" w:cs="Times New Roman" w:eastAsia="Times New Roman"/>
+                <w:b w:val="0"/>
+                <w:i w:val="0"/>
+                <w:sz w:val="24"/>
+              </w:rPr>
               <w:t>J1, J2</w:t>
             </w:r>
           </w:p>
@@ -4845,81 +4578,7 @@
                 <w:i w:val="0"/>
                 <w:sz w:val="24"/>
               </w:rPr>
-              <w:t>Параллельное получение прогноза и расчёт запаса, ожидание завершения обеих работ</w:t>
-            </w:r>
-          </w:p>
-        </w:tc>
-      </w:tr>
-      <w:tr>
-        <w:trPr>
-          <w:cantSplit/>
-        </w:trPr>
-        <w:tc>
-          <w:tcPr>
-            <w:tcW w:type="dxa" w:w="964"/>
-          </w:tcPr>
-          <w:p>
-            <w:pPr>
-              <w:widowControl w:val="0"/>
-              <w:spacing w:line="240" w:lineRule="auto" w:after="0"/>
-              <w:ind w:firstLine="0"/>
-              <w:jc w:val="left"/>
-            </w:pPr>
-            <w:r/>
-            <w:r>
-              <w:rPr>
-                <w:rFonts w:ascii="Times New Roman" w:hAnsi="Times New Roman" w:cs="Times New Roman" w:eastAsia="Times New Roman"/>
-                <w:b w:val="0"/>
-                <w:i w:val="0"/>
-                <w:sz w:val="24"/>
-              </w:rPr>
-              <w:t>4.1</w:t>
-            </w:r>
-          </w:p>
-        </w:tc>
-        <w:tc>
-          <w:tcPr>
-            <w:tcW w:type="dxa" w:w="2721"/>
-          </w:tcPr>
-          <w:p>
-            <w:pPr>
-              <w:widowControl w:val="0"/>
-              <w:spacing w:line="240" w:lineRule="auto" w:after="0"/>
-              <w:ind w:firstLine="0"/>
-              <w:jc w:val="left"/>
-            </w:pPr>
-            <w:r/>
-            <w:r>
-              <w:rPr>
-                <w:rFonts w:ascii="Times New Roman" w:hAnsi="Times New Roman" w:cs="Times New Roman" w:eastAsia="Times New Roman"/>
-                <w:b w:val="0"/>
-                <w:i w:val="0"/>
-                <w:sz w:val="24"/>
-              </w:rPr>
-              <w:t>Получить прогноз спроса</w:t>
-            </w:r>
-          </w:p>
-        </w:tc>
-        <w:tc>
-          <w:tcPr>
-            <w:tcW w:type="dxa" w:w="5669"/>
-          </w:tcPr>
-          <w:p>
-            <w:pPr>
-              <w:widowControl w:val="0"/>
-              <w:spacing w:line="240" w:lineRule="auto" w:after="0"/>
-              <w:ind w:firstLine="0"/>
-              <w:jc w:val="left"/>
-            </w:pPr>
-            <w:r/>
-            <w:r>
-              <w:rPr>
-                <w:rFonts w:ascii="Times New Roman" w:hAnsi="Times New Roman" w:cs="Times New Roman" w:eastAsia="Times New Roman"/>
-                <w:b w:val="0"/>
-                <w:i w:val="0"/>
-                <w:sz w:val="24"/>
-              </w:rPr>
-              <w:t>Выбор квантилей прогноза на интервал до поставки и до следующей поставки</w:t>
+              <w:t>Независимый расчёт средних продаж и остатка, ожидание завершения обеих работ</w:t>
             </w:r>
           </w:p>
         </w:tc>
@@ -4970,7 +4629,7 @@
                 <w:i w:val="0"/>
                 <w:sz w:val="24"/>
               </w:rPr>
-              <w:t>Рассчитать доступный запас</w:t>
+              <w:t>Рассчитать средние продажи</w:t>
             </w:r>
           </w:p>
         </w:tc>
@@ -4993,7 +4652,7 @@
                 <w:i w:val="0"/>
                 <w:sz w:val="24"/>
               </w:rPr>
-              <w:t>Остатки партий, которые не истекут до поставки, плюс заказы в пути</w:t>
+              <w:t>Скользящее среднее за 14 дней (декомпозировано на третьем уровне)</w:t>
             </w:r>
           </w:p>
         </w:tc>
@@ -5044,7 +4703,7 @@
                 <w:i w:val="0"/>
                 <w:sz w:val="24"/>
               </w:rPr>
-              <w:t>Рассчитать оптимальный объём заказа</w:t>
+              <w:t>Рассчитать остаток годных партий</w:t>
             </w:r>
           </w:p>
         </w:tc>
@@ -5067,7 +4726,203 @@
                 <w:i w:val="0"/>
                 <w:sz w:val="24"/>
               </w:rPr>
-              <w:t>Расчёт по модели «продавца газет» (декомпозирован на третьем уровне)</w:t>
+              <w:t>Сумма остатков партий товара, срок годности которых не истёк</w:t>
+            </w:r>
+          </w:p>
+        </w:tc>
+      </w:tr>
+      <w:tr>
+        <w:trPr>
+          <w:cantSplit/>
+        </w:trPr>
+        <w:tc>
+          <w:tcPr>
+            <w:tcW w:type="dxa" w:w="964"/>
+          </w:tcPr>
+          <w:p>
+            <w:pPr>
+              <w:widowControl w:val="0"/>
+              <w:spacing w:line="240" w:lineRule="auto" w:after="0"/>
+              <w:ind w:firstLine="0"/>
+              <w:jc w:val="left"/>
+            </w:pPr>
+            <w:r/>
+            <w:r>
+              <w:rPr>
+                <w:rFonts w:ascii="Times New Roman" w:hAnsi="Times New Roman" w:cs="Times New Roman" w:eastAsia="Times New Roman"/>
+                <w:b w:val="0"/>
+                <w:i w:val="0"/>
+                <w:sz w:val="24"/>
+              </w:rPr>
+              <w:t>4.4</w:t>
+            </w:r>
+          </w:p>
+        </w:tc>
+        <w:tc>
+          <w:tcPr>
+            <w:tcW w:type="dxa" w:w="2721"/>
+          </w:tcPr>
+          <w:p>
+            <w:pPr>
+              <w:widowControl w:val="0"/>
+              <w:spacing w:line="240" w:lineRule="auto" w:after="0"/>
+              <w:ind w:firstLine="0"/>
+              <w:jc w:val="left"/>
+            </w:pPr>
+            <w:r/>
+            <w:r>
+              <w:rPr>
+                <w:rFonts w:ascii="Times New Roman" w:hAnsi="Times New Roman" w:cs="Times New Roman" w:eastAsia="Times New Roman"/>
+                <w:b w:val="0"/>
+                <w:i w:val="0"/>
+                <w:sz w:val="24"/>
+              </w:rPr>
+              <w:t>Рассчитать потребность и нехватку</w:t>
+            </w:r>
+          </w:p>
+        </w:tc>
+        <w:tc>
+          <w:tcPr>
+            <w:tcW w:type="dxa" w:w="5669"/>
+          </w:tcPr>
+          <w:p>
+            <w:pPr>
+              <w:widowControl w:val="0"/>
+              <w:spacing w:line="240" w:lineRule="auto" w:after="0"/>
+              <w:ind w:firstLine="0"/>
+              <w:jc w:val="left"/>
+            </w:pPr>
+            <w:r/>
+            <w:r>
+              <w:rPr>
+                <w:rFonts w:ascii="Times New Roman" w:hAnsi="Times New Roman" w:cs="Times New Roman" w:eastAsia="Times New Roman"/>
+                <w:b w:val="0"/>
+                <w:i w:val="0"/>
+                <w:sz w:val="24"/>
+              </w:rPr>
+              <w:t xml:space="preserve">Потребность </w:t>
+            </w:r>
+            <m:oMath>
+              <m:r>
+                <w:rPr>
+                  <w:rFonts w:ascii="Cambria Math" w:hAnsi="Cambria Math" w:cs="Cambria Math"/>
+                  <w:sz w:val="24"/>
+                  <w:szCs w:val="24"/>
+                </w:rPr>
+                <m:t>D=</m:t>
+              </m:r>
+              <m:bar>
+                <m:barPr>
+                  <m:pos m:val="top"/>
+                </m:barPr>
+                <m:e>
+                  <m:r>
+                    <w:rPr>
+                      <w:rFonts w:ascii="Cambria Math" w:hAnsi="Cambria Math" w:cs="Cambria Math"/>
+                      <w:sz w:val="24"/>
+                      <w:szCs w:val="24"/>
+                    </w:rPr>
+                    <m:t>y</m:t>
+                  </m:r>
+                </m:e>
+              </m:bar>
+              <m:r>
+                <w:rPr>
+                  <w:rFonts w:ascii="Cambria Math" w:hAnsi="Cambria Math" w:cs="Cambria Math"/>
+                  <w:sz w:val="24"/>
+                  <w:szCs w:val="24"/>
+                </w:rPr>
+                <m:t>·L·1</m:t>
+              </m:r>
+              <m:r>
+                <w:rPr>
+                  <w:rFonts w:ascii="Cambria Math" w:hAnsi="Cambria Math" w:cs="Cambria Math"/>
+                  <w:sz w:val="24"/>
+                  <w:szCs w:val="24"/>
+                </w:rPr>
+                <m:t>,</m:t>
+              </m:r>
+              <m:r>
+                <w:rPr>
+                  <w:rFonts w:ascii="Cambria Math" w:hAnsi="Cambria Math" w:cs="Cambria Math"/>
+                  <w:sz w:val="24"/>
+                  <w:szCs w:val="24"/>
+                </w:rPr>
+                <m:t>2</m:t>
+              </m:r>
+            </m:oMath>
+            <w:r>
+              <w:rPr>
+                <w:rFonts w:ascii="Times New Roman" w:hAnsi="Times New Roman" w:cs="Times New Roman" w:eastAsia="Times New Roman"/>
+                <w:b w:val="0"/>
+                <w:i w:val="0"/>
+                <w:sz w:val="24"/>
+              </w:rPr>
+              <w:t xml:space="preserve"> (страховой запас 20 %), нехватка </w:t>
+            </w:r>
+            <m:oMath>
+              <m:r>
+                <w:rPr>
+                  <w:rFonts w:ascii="Cambria Math" w:hAnsi="Cambria Math" w:cs="Cambria Math"/>
+                  <w:sz w:val="24"/>
+                  <w:szCs w:val="24"/>
+                </w:rPr>
+                <m:t>D−S</m:t>
+              </m:r>
+            </m:oMath>
+            <w:r>
+              <w:rPr>
+                <w:rFonts w:ascii="Times New Roman" w:hAnsi="Times New Roman" w:cs="Times New Roman" w:eastAsia="Times New Roman"/>
+                <w:b w:val="0"/>
+                <w:i w:val="0"/>
+                <w:sz w:val="24"/>
+              </w:rPr>
+              <w:t xml:space="preserve">, где </w:t>
+            </w:r>
+            <m:oMath>
+              <m:bar>
+                <m:barPr>
+                  <m:pos m:val="top"/>
+                </m:barPr>
+                <m:e>
+                  <m:r>
+                    <w:rPr>
+                      <w:rFonts w:ascii="Cambria Math" w:hAnsi="Cambria Math" w:cs="Cambria Math"/>
+                      <w:sz w:val="24"/>
+                      <w:szCs w:val="24"/>
+                    </w:rPr>
+                    <m:t>y</m:t>
+                  </m:r>
+                </m:e>
+              </m:bar>
+            </m:oMath>
+            <w:r>
+              <w:rPr>
+                <w:rFonts w:ascii="Times New Roman" w:hAnsi="Times New Roman" w:cs="Times New Roman" w:eastAsia="Times New Roman"/>
+                <w:b w:val="0"/>
+                <w:i w:val="0"/>
+                <w:sz w:val="24"/>
+              </w:rPr>
+              <w:t xml:space="preserve"> — средние продажи в день, </w:t>
+            </w:r>
+            <m:oMath>
+              <m:r>
+                <w:rPr>
+                  <w:rFonts w:ascii="Cambria Math" w:hAnsi="Cambria Math" w:cs="Cambria Math"/>
+                  <w:sz w:val="24"/>
+                  <w:szCs w:val="24"/>
+                </w:rPr>
+                <m:t>S</m:t>
+              </m:r>
+            </m:oMath>
+            <w:r>
+              <w:rPr>
+                <w:rFonts w:ascii="Times New Roman" w:hAnsi="Times New Roman" w:cs="Times New Roman" w:eastAsia="Times New Roman"/>
+                <w:b w:val="0"/>
+                <w:i w:val="0"/>
+                <w:sz w:val="24"/>
+              </w:rPr>
+              <w:t xml:space="preserve"> — остаток</w:t>
             </w:r>
           </w:p>
         </w:tc>
@@ -5141,82 +4996,18 @@
                 <w:i w:val="0"/>
                 <w:sz w:val="24"/>
               </w:rPr>
-              <w:t>Ветвление и слияние по условию соблюдения бюджета</w:t>
+              <w:t xml:space="preserve">Ветвление и слияние по условию </w:t>
             </w:r>
-          </w:p>
-        </w:tc>
-      </w:tr>
-      <w:tr>
-        <w:trPr>
-          <w:cantSplit/>
-        </w:trPr>
-        <w:tc>
-          <w:tcPr>
-            <w:tcW w:type="dxa" w:w="964"/>
-          </w:tcPr>
-          <w:p>
-            <w:pPr>
-              <w:widowControl w:val="0"/>
-              <w:spacing w:line="240" w:lineRule="auto" w:after="0"/>
-              <w:ind w:firstLine="0"/>
-              <w:jc w:val="left"/>
-            </w:pPr>
-            <w:r/>
-            <w:r>
-              <w:rPr>
-                <w:rFonts w:ascii="Times New Roman" w:hAnsi="Times New Roman" w:cs="Times New Roman" w:eastAsia="Times New Roman"/>
-                <w:b w:val="0"/>
-                <w:i w:val="0"/>
-                <w:sz w:val="24"/>
-              </w:rPr>
-              <w:t>4.4</w:t>
-            </w:r>
-          </w:p>
-        </w:tc>
-        <w:tc>
-          <w:tcPr>
-            <w:tcW w:type="dxa" w:w="2721"/>
-          </w:tcPr>
-          <w:p>
-            <w:pPr>
-              <w:widowControl w:val="0"/>
-              <w:spacing w:line="240" w:lineRule="auto" w:after="0"/>
-              <w:ind w:firstLine="0"/>
-              <w:jc w:val="left"/>
-            </w:pPr>
-            <w:r/>
-            <w:r>
-              <w:rPr>
-                <w:rFonts w:ascii="Times New Roman" w:hAnsi="Times New Roman" w:cs="Times New Roman" w:eastAsia="Times New Roman"/>
-                <w:b w:val="0"/>
-                <w:i w:val="0"/>
-                <w:sz w:val="24"/>
-              </w:rPr>
-              <w:t>Скорректировать заказ по ABC</w:t>
-            </w:r>
-          </w:p>
-        </w:tc>
-        <w:tc>
-          <w:tcPr>
-            <w:tcW w:type="dxa" w:w="5669"/>
-          </w:tcPr>
-          <w:p>
-            <w:pPr>
-              <w:widowControl w:val="0"/>
-              <w:spacing w:line="240" w:lineRule="auto" w:after="0"/>
-              <w:ind w:firstLine="0"/>
-              <w:jc w:val="left"/>
-            </w:pPr>
-            <w:r/>
-            <w:r>
-              <w:rPr>
-                <w:rFonts w:ascii="Times New Roman" w:hAnsi="Times New Roman" w:cs="Times New Roman" w:eastAsia="Times New Roman"/>
-                <w:b w:val="0"/>
-                <w:i w:val="0"/>
-                <w:sz w:val="24"/>
-              </w:rPr>
-              <w:t>Сокращение заказа по товарам групп C и B до соблюдения бюджета</w:t>
-            </w:r>
+            <m:oMath>
+              <m:r>
+                <w:rPr>
+                  <w:rFonts w:ascii="Cambria Math" w:hAnsi="Cambria Math" w:cs="Cambria Math"/>
+                  <w:sz w:val="24"/>
+                  <w:szCs w:val="24"/>
+                </w:rPr>
+                <m:t>D−S≤0</m:t>
+              </m:r>
+            </m:oMath>
           </w:p>
         </w:tc>
       </w:tr>
@@ -5266,7 +5057,7 @@
                 <w:i w:val="0"/>
                 <w:sz w:val="24"/>
               </w:rPr>
-              <w:t>Округлить до кратности</w:t>
+              <w:t>Рекомендовать нулевой заказ</w:t>
             </w:r>
           </w:p>
         </w:tc>
@@ -5289,7 +5080,7 @@
                 <w:i w:val="0"/>
                 <w:sz w:val="24"/>
               </w:rPr>
-              <w:t>Округление вверх до кратности упаковки поставщика, проверка минимальной суммы</w:t>
+              <w:t>Остатка достаточно, заказ равен нулю</w:t>
             </w:r>
           </w:p>
         </w:tc>
@@ -5340,7 +5131,166 @@
                 <w:i w:val="0"/>
                 <w:sz w:val="24"/>
               </w:rPr>
-              <w:t>Согласовать и отправить заказ</w:t>
+              <w:t>Округлить до упаковки</w:t>
+            </w:r>
+          </w:p>
+        </w:tc>
+        <w:tc>
+          <w:tcPr>
+            <w:tcW w:type="dxa" w:w="5669"/>
+          </w:tcPr>
+          <w:p>
+            <w:pPr>
+              <w:spacing w:after="0"/>
+              <w:ind w:firstLine="0"/>
+            </w:pPr>
+            <w:r/>
+            <m:oMathPara>
+              <m:oMath>
+                <m:r>
+                  <w:rPr>
+                    <w:rFonts w:ascii="Cambria Math" w:hAnsi="Cambria Math" w:cs="Cambria Math"/>
+                    <w:sz w:val="24"/>
+                    <w:szCs w:val="24"/>
+                  </w:rPr>
+                  <m:t>Q=</m:t>
+                </m:r>
+                <m:d>
+                  <m:dPr>
+                    <m:begChr m:val="⌈"/>
+                    <m:sepChr m:val=""/>
+                    <m:endChr m:val="⌉"/>
+                  </m:dPr>
+                  <m:e>
+                    <m:f>
+                      <m:fPr>
+                        <m:type m:val="bar"/>
+                      </m:fPr>
+                      <m:num>
+                        <m:argPr>
+                          <m:scrLvl m:val="0"/>
+                        </m:argPr>
+                        <m:r>
+                          <w:rPr>
+                            <w:rFonts w:ascii="Cambria Math" w:hAnsi="Cambria Math" w:cs="Cambria Math"/>
+                            <w:sz w:val="24"/>
+                            <w:szCs w:val="24"/>
+                          </w:rPr>
+                          <m:t>D−S</m:t>
+                        </m:r>
+                      </m:num>
+                      <m:den>
+                        <m:argPr>
+                          <m:scrLvl m:val="0"/>
+                        </m:argPr>
+                        <m:r>
+                          <w:rPr>
+                            <w:rFonts w:ascii="Cambria Math" w:hAnsi="Cambria Math" w:cs="Cambria Math"/>
+                            <w:sz w:val="24"/>
+                            <w:szCs w:val="24"/>
+                          </w:rPr>
+                          <m:t>m</m:t>
+                        </m:r>
+                      </m:den>
+                    </m:f>
+                  </m:e>
+                </m:d>
+                <m:r>
+                  <w:rPr>
+                    <w:rFonts w:ascii="Cambria Math" w:hAnsi="Cambria Math" w:cs="Cambria Math"/>
+                    <w:sz w:val="24"/>
+                    <w:szCs w:val="24"/>
+                  </w:rPr>
+                  <m:t>·m</m:t>
+                </m:r>
+              </m:oMath>
+            </m:oMathPara>
+          </w:p>
+          <w:p>
+            <w:pPr>
+              <w:widowControl w:val="0"/>
+              <w:spacing w:line="240" w:lineRule="auto" w:after="0"/>
+              <w:ind w:firstLine="0"/>
+              <w:jc w:val="left"/>
+            </w:pPr>
+            <w:r>
+              <w:rPr>
+                <w:rFonts w:ascii="Times New Roman" w:hAnsi="Times New Roman" w:cs="Times New Roman" w:eastAsia="Times New Roman"/>
+                <w:b w:val="0"/>
+                <w:i w:val="0"/>
+                <w:sz w:val="24"/>
+              </w:rPr>
+              <w:t xml:space="preserve">где </w:t>
+            </w:r>
+            <m:oMath>
+              <m:r>
+                <w:rPr>
+                  <w:rFonts w:ascii="Cambria Math" w:hAnsi="Cambria Math" w:cs="Cambria Math"/>
+                  <w:sz w:val="24"/>
+                  <w:szCs w:val="24"/>
+                </w:rPr>
+                <m:t>m</m:t>
+              </m:r>
+            </m:oMath>
+            <w:r>
+              <w:rPr>
+                <w:rFonts w:ascii="Times New Roman" w:hAnsi="Times New Roman" w:cs="Times New Roman" w:eastAsia="Times New Roman"/>
+                <w:b w:val="0"/>
+                <w:i w:val="0"/>
+                <w:sz w:val="24"/>
+              </w:rPr>
+              <w:t xml:space="preserve"> — кратность упаковки поставщика</w:t>
+            </w:r>
+          </w:p>
+        </w:tc>
+      </w:tr>
+      <w:tr>
+        <w:trPr>
+          <w:cantSplit/>
+        </w:trPr>
+        <w:tc>
+          <w:tcPr>
+            <w:tcW w:type="dxa" w:w="964"/>
+          </w:tcPr>
+          <w:p>
+            <w:pPr>
+              <w:widowControl w:val="0"/>
+              <w:spacing w:line="240" w:lineRule="auto" w:after="0"/>
+              <w:ind w:firstLine="0"/>
+              <w:jc w:val="left"/>
+            </w:pPr>
+            <w:r/>
+            <w:r>
+              <w:rPr>
+                <w:rFonts w:ascii="Times New Roman" w:hAnsi="Times New Roman" w:cs="Times New Roman" w:eastAsia="Times New Roman"/>
+                <w:b w:val="0"/>
+                <w:i w:val="0"/>
+                <w:sz w:val="24"/>
+              </w:rPr>
+              <w:t>4.7</w:t>
+            </w:r>
+          </w:p>
+        </w:tc>
+        <w:tc>
+          <w:tcPr>
+            <w:tcW w:type="dxa" w:w="2721"/>
+          </w:tcPr>
+          <w:p>
+            <w:pPr>
+              <w:widowControl w:val="0"/>
+              <w:spacing w:line="240" w:lineRule="auto" w:after="0"/>
+              <w:ind w:firstLine="0"/>
+              <w:jc w:val="left"/>
+            </w:pPr>
+            <w:r/>
+            <w:r>
+              <w:rPr>
+                <w:rFonts w:ascii="Times New Roman" w:hAnsi="Times New Roman" w:cs="Times New Roman" w:eastAsia="Times New Roman"/>
+                <w:b w:val="0"/>
+                <w:i w:val="0"/>
+                <w:sz w:val="24"/>
+              </w:rPr>
+              <w:t>Рассчитать сумму заказа</w:t>
             </w:r>
           </w:p>
         </w:tc>
@@ -5363,7 +5313,26 @@
                 <w:i w:val="0"/>
                 <w:sz w:val="24"/>
               </w:rPr>
-              <w:t>Проверка менеджером, утверждение, отправка поставщику</w:t>
+              <w:t xml:space="preserve">Сумма = </w:t>
+            </w:r>
+            <m:oMath>
+              <m:r>
+                <w:rPr>
+                  <w:rFonts w:ascii="Cambria Math" w:hAnsi="Cambria Math" w:cs="Cambria Math"/>
+                  <w:sz w:val="24"/>
+                  <w:szCs w:val="24"/>
+                </w:rPr>
+                <m:t>Q</m:t>
+              </m:r>
+            </m:oMath>
+            <w:r>
+              <w:rPr>
+                <w:rFonts w:ascii="Times New Roman" w:hAnsi="Times New Roman" w:cs="Times New Roman" w:eastAsia="Times New Roman"/>
+                <w:b w:val="0"/>
+                <w:i w:val="0"/>
+                <w:sz w:val="24"/>
+              </w:rPr>
+              <w:t xml:space="preserve"> × цена закупки; итог по поставщику</w:t>
             </w:r>
           </w:p>
         </w:tc>
@@ -5385,7 +5354,7 @@
           <w:i w:val="0"/>
           <w:sz w:val="28"/>
         </w:rPr>
-        <w:t>4.5 Декомпозиция блока A1 «Принимать поставки и учитывать запасы»</w:t>
+        <w:t>4.5 Декомпозиция блока A2 «Продавать продукцию по FEFO»</w:t>
       </w:r>
     </w:p>
     <w:p>
@@ -5396,7 +5365,7 @@
           <w:i w:val="0"/>
           <w:sz w:val="28"/>
         </w:rPr>
-        <w:t>На диаграмме декомпозиции блока A1 (рисунок 5.4) после сверки поставки с заказом параллельно выполняются пересчёт количества и контроль качества (перекрёсток «&amp;» J1). При обнаружении расхождений (перекрёсток «X» J3) оформляется акт расхождений; затем товар оприходуется партиями и размещается в холодильной камере по принципу FEFO.</w:t>
+        <w:t>Диаграмма декомпозиции блока A2 (рисунок 5.4) отражает запись продажи. После выбора товара и количества проверяется, хватает ли годного товара (перекрёсток «X» J1). Если не хватает, продажа не записывается и флорист видит доступное количество. Иначе годные партии упорядочиваются по сроку годности, товар списывается начиная с партии с самым ранним сроком (правило FEFO), по каждой затронутой партии создаётся запись продажи.</w:t>
       </w:r>
     </w:p>
     <w:p>
@@ -5409,7 +5378,7 @@
       <w:r>
         <w:drawing>
           <wp:inline xmlns:a="http://schemas.openxmlformats.org/drawingml/2006/main" xmlns:pic="http://schemas.openxmlformats.org/drawingml/2006/picture">
-            <wp:extent cx="5940000" cy="1802731"/>
+            <wp:extent cx="5940000" cy="2542591"/>
             <wp:docPr id="4" name="Picture 4"/>
             <wp:cNvGraphicFramePr>
               <a:graphicFrameLocks noChangeAspect="1"/>
@@ -5430,7 +5399,7 @@
                   <pic:spPr>
                     <a:xfrm>
                       <a:off x="0" y="0"/>
-                      <a:ext cx="5940000" cy="1802731"/>
+                      <a:ext cx="5940000" cy="2542591"/>
                     </a:xfrm>
                     <a:prstGeom prst="rect"/>
                   </pic:spPr>
@@ -5454,7 +5423,7 @@
           <w:i w:val="0"/>
           <w:sz w:val="28"/>
         </w:rPr>
-        <w:t>Рисунок 5.4 – Диаграмма IDEF3 декомпозиции блока A1</w:t>
+        <w:t>Рисунок 5.4 – Диаграмма IDEF3 декомпозиции блока A2</w:t>
       </w:r>
     </w:p>
     <w:p>
@@ -5484,7 +5453,7 @@
           <w:i w:val="0"/>
           <w:sz w:val="28"/>
         </w:rPr>
-        <w:t>Таблица 5.6 – Элементы диаграммы IDEF3 «Диаграмма IDEF3 декомпозиции блока A1»</w:t>
+        <w:t>Таблица 5.6 – Элементы диаграммы IDEF3 «Диаграмма IDEF3 декомпозиции блока A2»</w:t>
       </w:r>
     </w:p>
     <w:tbl>
@@ -5603,7 +5572,7 @@
                 <w:i w:val="0"/>
                 <w:sz w:val="24"/>
               </w:rPr>
-              <w:t>1.1</w:t>
+              <w:t>2.1</w:t>
             </w:r>
           </w:p>
         </w:tc>
@@ -5626,7 +5595,7 @@
                 <w:i w:val="0"/>
                 <w:sz w:val="24"/>
               </w:rPr>
-              <w:t>Сверить поставку с заказом</w:t>
+              <w:t>Выбрать товар и количество</w:t>
             </w:r>
           </w:p>
         </w:tc>
@@ -5649,7 +5618,81 @@
                 <w:i w:val="0"/>
                 <w:sz w:val="24"/>
               </w:rPr>
-              <w:t>Проверка поставщика, номенклатуры, наличия накладной и фитосанитарных документов</w:t>
+              <w:t>Флорист выбирает товар из списка и вводит количество</w:t>
+            </w:r>
+          </w:p>
+        </w:tc>
+      </w:tr>
+      <w:tr>
+        <w:trPr>
+          <w:cantSplit/>
+        </w:trPr>
+        <w:tc>
+          <w:tcPr>
+            <w:tcW w:type="dxa" w:w="964"/>
+          </w:tcPr>
+          <w:p>
+            <w:pPr>
+              <w:widowControl w:val="0"/>
+              <w:spacing w:line="240" w:lineRule="auto" w:after="0"/>
+              <w:ind w:firstLine="0"/>
+              <w:jc w:val="left"/>
+            </w:pPr>
+            <w:r/>
+            <w:r>
+              <w:rPr>
+                <w:rFonts w:ascii="Times New Roman" w:hAnsi="Times New Roman" w:cs="Times New Roman" w:eastAsia="Times New Roman"/>
+                <w:b w:val="0"/>
+                <w:i w:val="0"/>
+                <w:sz w:val="24"/>
+              </w:rPr>
+              <w:t>2.2</w:t>
+            </w:r>
+          </w:p>
+        </w:tc>
+        <w:tc>
+          <w:tcPr>
+            <w:tcW w:type="dxa" w:w="2721"/>
+          </w:tcPr>
+          <w:p>
+            <w:pPr>
+              <w:widowControl w:val="0"/>
+              <w:spacing w:line="240" w:lineRule="auto" w:after="0"/>
+              <w:ind w:firstLine="0"/>
+              <w:jc w:val="left"/>
+            </w:pPr>
+            <w:r/>
+            <w:r>
+              <w:rPr>
+                <w:rFonts w:ascii="Times New Roman" w:hAnsi="Times New Roman" w:cs="Times New Roman" w:eastAsia="Times New Roman"/>
+                <w:b w:val="0"/>
+                <w:i w:val="0"/>
+                <w:sz w:val="24"/>
+              </w:rPr>
+              <w:t>Проверить количество и остаток</w:t>
+            </w:r>
+          </w:p>
+        </w:tc>
+        <w:tc>
+          <w:tcPr>
+            <w:tcW w:type="dxa" w:w="5669"/>
+          </w:tcPr>
+          <w:p>
+            <w:pPr>
+              <w:widowControl w:val="0"/>
+              <w:spacing w:line="240" w:lineRule="auto" w:after="0"/>
+              <w:ind w:firstLine="0"/>
+              <w:jc w:val="left"/>
+            </w:pPr>
+            <w:r/>
+            <w:r>
+              <w:rPr>
+                <w:rFonts w:ascii="Times New Roman" w:hAnsi="Times New Roman" w:cs="Times New Roman" w:eastAsia="Times New Roman"/>
+                <w:b w:val="0"/>
+                <w:i w:val="0"/>
+                <w:sz w:val="24"/>
+              </w:rPr>
+              <w:t>Количество — целое число больше нуля; остаток — сумма остатков непросроченных партий товара</w:t>
             </w:r>
           </w:p>
         </w:tc>
@@ -5700,7 +5743,7 @@
                 <w:i w:val="0"/>
                 <w:sz w:val="24"/>
               </w:rPr>
-              <w:t>Перекрёстки «&amp;»</w:t>
+              <w:t>Перекрёстки «X»</w:t>
             </w:r>
           </w:p>
         </w:tc>
@@ -5723,7 +5766,7 @@
                 <w:i w:val="0"/>
                 <w:sz w:val="24"/>
               </w:rPr>
-              <w:t>Параллельный пересчёт и контроль качества</w:t>
+              <w:t>Ветвление и слияние по достаточности остатка</w:t>
             </w:r>
           </w:p>
         </w:tc>
@@ -5751,7 +5794,7 @@
                 <w:i w:val="0"/>
                 <w:sz w:val="24"/>
               </w:rPr>
-              <w:t>1.2</w:t>
+              <w:t>2.3</w:t>
             </w:r>
           </w:p>
         </w:tc>
@@ -5774,7 +5817,7 @@
                 <w:i w:val="0"/>
                 <w:sz w:val="24"/>
               </w:rPr>
-              <w:t>Пересчитать количество</w:t>
+              <w:t>Отказать</w:t>
             </w:r>
           </w:p>
         </w:tc>
@@ -5797,7 +5840,7 @@
                 <w:i w:val="0"/>
                 <w:sz w:val="24"/>
               </w:rPr>
-              <w:t>Сканирование упаковок на ТСД, ввод фактического количества</w:t>
+              <w:t>Продажа не записывается, выводится сообщение с доступным количеством</w:t>
             </w:r>
           </w:p>
         </w:tc>
@@ -5825,7 +5868,7 @@
                 <w:i w:val="0"/>
                 <w:sz w:val="24"/>
               </w:rPr>
-              <w:t>1.3</w:t>
+              <w:t>2.4</w:t>
             </w:r>
           </w:p>
         </w:tc>
@@ -5848,7 +5891,7 @@
                 <w:i w:val="0"/>
                 <w:sz w:val="24"/>
               </w:rPr>
-              <w:t>Проверить качество</w:t>
+              <w:t>Упорядочить партии</w:t>
             </w:r>
           </w:p>
         </w:tc>
@@ -5871,7 +5914,7 @@
                 <w:i w:val="0"/>
                 <w:sz w:val="24"/>
               </w:rPr>
-              <w:t>Оценка свежести, длины стебля, повреждений; при необходимости — сокращение срока реализации</w:t>
+              <w:t>Годные партии с ненулевым остатком по возрастанию срока годности</w:t>
             </w:r>
           </w:p>
         </w:tc>
@@ -5899,7 +5942,7 @@
                 <w:i w:val="0"/>
                 <w:sz w:val="24"/>
               </w:rPr>
-              <w:t>J3, J4</w:t>
+              <w:t>2.5</w:t>
             </w:r>
           </w:p>
         </w:tc>
@@ -5922,7 +5965,7 @@
                 <w:i w:val="0"/>
                 <w:sz w:val="24"/>
               </w:rPr>
-              <w:t>Перекрёстки «X»</w:t>
+              <w:t>Списать и записать продажи</w:t>
             </w:r>
           </w:p>
         </w:tc>
@@ -5945,7 +5988,75 @@
                 <w:i w:val="0"/>
                 <w:sz w:val="24"/>
               </w:rPr>
-              <w:t>Ветвление по наличию расхождений</w:t>
+              <w:t xml:space="preserve">Из каждой партии берётся </w:t>
+            </w:r>
+            <m:oMath>
+              <m:r>
+                <m:rPr>
+                  <m:sty m:val="p"/>
+                </m:rPr>
+                <w:rPr>
+                  <w:rFonts w:ascii="Cambria Math" w:hAnsi="Cambria Math" w:cs="Cambria Math"/>
+                  <w:sz w:val="24"/>
+                  <w:szCs w:val="24"/>
+                </w:rPr>
+                <m:t>min</m:t>
+              </m:r>
+              <m:r>
+                <w:rPr>
+                  <w:rFonts w:ascii="Cambria Math" w:hAnsi="Cambria Math" w:cs="Cambria Math"/>
+                  <w:sz w:val="24"/>
+                  <w:szCs w:val="24"/>
+                </w:rPr>
+                <m:t>(</m:t>
+              </m:r>
+              <m:r>
+                <m:rPr>
+                  <m:nor/>
+                </m:rPr>
+                <w:rPr>
+                  <w:rFonts w:ascii="Cambria Math" w:hAnsi="Cambria Math" w:cs="Cambria Math"/>
+                  <w:sz w:val="24"/>
+                  <w:szCs w:val="24"/>
+                </w:rPr>
+                <m:t>нужно</m:t>
+              </m:r>
+              <m:r>
+                <w:rPr>
+                  <w:rFonts w:ascii="Cambria Math" w:hAnsi="Cambria Math" w:cs="Cambria Math"/>
+                  <w:sz w:val="24"/>
+                  <w:szCs w:val="24"/>
+                </w:rPr>
+                <m:t>,</m:t>
+              </m:r>
+              <m:r>
+                <m:rPr>
+                  <m:sty m:val="p"/>
+                </m:rPr>
+                <w:rPr>
+                  <w:rFonts w:ascii="Cambria Math" w:hAnsi="Cambria Math" w:cs="Cambria Math"/>
+                  <w:sz w:val="24"/>
+                  <w:szCs w:val="24"/>
+                </w:rPr>
+                <m:t> остаток</m:t>
+              </m:r>
+              <m:r>
+                <w:rPr>
+                  <w:rFonts w:ascii="Cambria Math" w:hAnsi="Cambria Math" w:cs="Cambria Math"/>
+                  <w:sz w:val="24"/>
+                  <w:szCs w:val="24"/>
+                </w:rPr>
+                <m:t>)</m:t>
+              </m:r>
+            </m:oMath>
+            <w:r>
+              <w:rPr>
+                <w:rFonts w:ascii="Times New Roman" w:hAnsi="Times New Roman" w:cs="Times New Roman" w:eastAsia="Times New Roman"/>
+                <w:b w:val="0"/>
+                <w:i w:val="0"/>
+                <w:sz w:val="24"/>
+              </w:rPr>
+              <w:t>; продажа записывается по каждой партии по текущей цене товара</w:t>
             </w:r>
           </w:p>
         </w:tc>
@@ -5973,7 +6084,7 @@
                 <w:i w:val="0"/>
                 <w:sz w:val="24"/>
               </w:rPr>
-              <w:t>1.4</w:t>
+              <w:t>2.6</w:t>
             </w:r>
           </w:p>
         </w:tc>
@@ -5996,7 +6107,7 @@
                 <w:i w:val="0"/>
                 <w:sz w:val="24"/>
               </w:rPr>
-              <w:t>Оформить акт расхождений</w:t>
+              <w:t>Показать результат</w:t>
             </w:r>
           </w:p>
         </w:tc>
@@ -6019,155 +6130,7 @@
                 <w:i w:val="0"/>
                 <w:sz w:val="24"/>
               </w:rPr>
-              <w:t>Фиксация недостачи, пересорта, брака для претензии поставщику</w:t>
-            </w:r>
-          </w:p>
-        </w:tc>
-      </w:tr>
-      <w:tr>
-        <w:trPr>
-          <w:cantSplit/>
-        </w:trPr>
-        <w:tc>
-          <w:tcPr>
-            <w:tcW w:type="dxa" w:w="964"/>
-          </w:tcPr>
-          <w:p>
-            <w:pPr>
-              <w:widowControl w:val="0"/>
-              <w:spacing w:line="240" w:lineRule="auto" w:after="0"/>
-              <w:ind w:firstLine="0"/>
-              <w:jc w:val="left"/>
-            </w:pPr>
-            <w:r/>
-            <w:r>
-              <w:rPr>
-                <w:rFonts w:ascii="Times New Roman" w:hAnsi="Times New Roman" w:cs="Times New Roman" w:eastAsia="Times New Roman"/>
-                <w:b w:val="0"/>
-                <w:i w:val="0"/>
-                <w:sz w:val="24"/>
-              </w:rPr>
-              <w:t>1.5</w:t>
-            </w:r>
-          </w:p>
-        </w:tc>
-        <w:tc>
-          <w:tcPr>
-            <w:tcW w:type="dxa" w:w="2721"/>
-          </w:tcPr>
-          <w:p>
-            <w:pPr>
-              <w:widowControl w:val="0"/>
-              <w:spacing w:line="240" w:lineRule="auto" w:after="0"/>
-              <w:ind w:firstLine="0"/>
-              <w:jc w:val="left"/>
-            </w:pPr>
-            <w:r/>
-            <w:r>
-              <w:rPr>
-                <w:rFonts w:ascii="Times New Roman" w:hAnsi="Times New Roman" w:cs="Times New Roman" w:eastAsia="Times New Roman"/>
-                <w:b w:val="0"/>
-                <w:i w:val="0"/>
-                <w:sz w:val="24"/>
-              </w:rPr>
-              <w:t>Оприходовать партии</w:t>
-            </w:r>
-          </w:p>
-        </w:tc>
-        <w:tc>
-          <w:tcPr>
-            <w:tcW w:type="dxa" w:w="5669"/>
-          </w:tcPr>
-          <w:p>
-            <w:pPr>
-              <w:widowControl w:val="0"/>
-              <w:spacing w:line="240" w:lineRule="auto" w:after="0"/>
-              <w:ind w:firstLine="0"/>
-              <w:jc w:val="left"/>
-            </w:pPr>
-            <w:r/>
-            <w:r>
-              <w:rPr>
-                <w:rFonts w:ascii="Times New Roman" w:hAnsi="Times New Roman" w:cs="Times New Roman" w:eastAsia="Times New Roman"/>
-                <w:b w:val="0"/>
-                <w:i w:val="0"/>
-                <w:sz w:val="24"/>
-              </w:rPr>
-              <w:t>Создание партий с датой поступления, датой «годен до» и себестоимостью</w:t>
-            </w:r>
-          </w:p>
-        </w:tc>
-      </w:tr>
-      <w:tr>
-        <w:trPr>
-          <w:cantSplit/>
-        </w:trPr>
-        <w:tc>
-          <w:tcPr>
-            <w:tcW w:type="dxa" w:w="964"/>
-          </w:tcPr>
-          <w:p>
-            <w:pPr>
-              <w:widowControl w:val="0"/>
-              <w:spacing w:line="240" w:lineRule="auto" w:after="0"/>
-              <w:ind w:firstLine="0"/>
-              <w:jc w:val="left"/>
-            </w:pPr>
-            <w:r/>
-            <w:r>
-              <w:rPr>
-                <w:rFonts w:ascii="Times New Roman" w:hAnsi="Times New Roman" w:cs="Times New Roman" w:eastAsia="Times New Roman"/>
-                <w:b w:val="0"/>
-                <w:i w:val="0"/>
-                <w:sz w:val="24"/>
-              </w:rPr>
-              <w:t>1.6</w:t>
-            </w:r>
-          </w:p>
-        </w:tc>
-        <w:tc>
-          <w:tcPr>
-            <w:tcW w:type="dxa" w:w="2721"/>
-          </w:tcPr>
-          <w:p>
-            <w:pPr>
-              <w:widowControl w:val="0"/>
-              <w:spacing w:line="240" w:lineRule="auto" w:after="0"/>
-              <w:ind w:firstLine="0"/>
-              <w:jc w:val="left"/>
-            </w:pPr>
-            <w:r/>
-            <w:r>
-              <w:rPr>
-                <w:rFonts w:ascii="Times New Roman" w:hAnsi="Times New Roman" w:cs="Times New Roman" w:eastAsia="Times New Roman"/>
-                <w:b w:val="0"/>
-                <w:i w:val="0"/>
-                <w:sz w:val="24"/>
-              </w:rPr>
-              <w:t>Разместить в камере</w:t>
-            </w:r>
-          </w:p>
-        </w:tc>
-        <w:tc>
-          <w:tcPr>
-            <w:tcW w:type="dxa" w:w="5669"/>
-          </w:tcPr>
-          <w:p>
-            <w:pPr>
-              <w:widowControl w:val="0"/>
-              <w:spacing w:line="240" w:lineRule="auto" w:after="0"/>
-              <w:ind w:firstLine="0"/>
-              <w:jc w:val="left"/>
-            </w:pPr>
-            <w:r/>
-            <w:r>
-              <w:rPr>
-                <w:rFonts w:ascii="Times New Roman" w:hAnsi="Times New Roman" w:cs="Times New Roman" w:eastAsia="Times New Roman"/>
-                <w:b w:val="0"/>
-                <w:i w:val="0"/>
-                <w:sz w:val="24"/>
-              </w:rPr>
-              <w:t>Размещение с учётом FEFO, печать этикеток партий</w:t>
+              <w:t>Сообщение «Продажа записана» и 20 последних продаж</w:t>
             </w:r>
           </w:p>
         </w:tc>
@@ -6189,7 +6152,7 @@
           <w:i w:val="0"/>
           <w:sz w:val="28"/>
         </w:rPr>
-        <w:t>4.6 Декомпозиция операции 4.3 «Рассчитать оптимальный объём заказа» (третий уровень)</w:t>
+        <w:t>4.6 Декомпозиция операции 4.2 «Рассчитать средние продажи за 14 дней» (третий уровень)</w:t>
       </w:r>
     </w:p>
     <w:p>
@@ -6200,7 +6163,7 @@
           <w:i w:val="0"/>
           <w:sz w:val="28"/>
         </w:rPr>
-        <w:t>Операция 4.3 декомпозирована на третьем уровне модели (рисунок 5.5). Целевой уровень обслуживания определяется по соотношению потерь от дефицита (упущенная маржа) и потерь от списания (себестоимость) — модель «продавца газет». Если в периоде планирования есть праздник (перекрёсток «X» J1), к прогнозу применяется сценарий праздника; затем рассчитываются потребность и объём заказа.</w:t>
+        <w:t>Операция 4.2 декомпозирована на третьем уровне модели (рисунок 5.5). Прогноз спроса строится методом скользящего среднего: берутся продажи товара за 14 полных дней до сегодняшнего, сегодняшний день не учитывается, так как продажи за него ещё не закончены. Дни без продаж учитываются как нулевые — иначе среднее было бы завышено.</w:t>
       </w:r>
     </w:p>
     <w:p>
@@ -6213,7 +6176,7 @@
       <w:r>
         <w:drawing>
           <wp:inline xmlns:a="http://schemas.openxmlformats.org/drawingml/2006/main" xmlns:pic="http://schemas.openxmlformats.org/drawingml/2006/picture">
-            <wp:extent cx="5940000" cy="3066166"/>
+            <wp:extent cx="5940000" cy="3088190"/>
             <wp:docPr id="5" name="Picture 5"/>
             <wp:cNvGraphicFramePr>
               <a:graphicFrameLocks noChangeAspect="1"/>
@@ -6234,7 +6197,7 @@
                   <pic:spPr>
                     <a:xfrm>
                       <a:off x="0" y="0"/>
-                      <a:ext cx="5940000" cy="3066166"/>
+                      <a:ext cx="5940000" cy="3088190"/>
                     </a:xfrm>
                     <a:prstGeom prst="rect"/>
                   </pic:spPr>
@@ -6258,7 +6221,7 @@
           <w:i w:val="0"/>
           <w:sz w:val="28"/>
         </w:rPr>
-        <w:t>Рисунок 5.5 – Диаграмма IDEF3 декомпозиции операции 4.3</w:t>
+        <w:t>Рисунок 5.5 – Диаграмма IDEF3 декомпозиции операции 4.2</w:t>
       </w:r>
     </w:p>
     <w:p>
@@ -6288,7 +6251,7 @@
           <w:i w:val="0"/>
           <w:sz w:val="28"/>
         </w:rPr>
-        <w:t>Таблица 5.7 – Элементы диаграммы IDEF3 «Диаграмма IDEF3 декомпозиции операции 4.3»</w:t>
+        <w:t>Таблица 5.7 – Элементы диаграммы IDEF3 «Диаграмма IDEF3 декомпозиции операции 4.2»</w:t>
       </w:r>
     </w:p>
     <w:tbl>
@@ -6407,7 +6370,7 @@
                 <w:i w:val="0"/>
                 <w:sz w:val="24"/>
               </w:rPr>
-              <w:t>4.3.1</w:t>
+              <w:t>4.2.1</w:t>
             </w:r>
           </w:p>
         </w:tc>
@@ -6430,7 +6393,7 @@
                 <w:i w:val="0"/>
                 <w:sz w:val="24"/>
               </w:rPr>
-              <w:t>Определить целевой уровень обслуживания</w:t>
+              <w:t>Выбрать продажи за 14 дней</w:t>
             </w:r>
           </w:p>
         </w:tc>
@@ -6453,7 +6416,7 @@
                 <w:i w:val="0"/>
                 <w:sz w:val="24"/>
               </w:rPr>
-              <w:t>α = Cu / (Cu + Co), где Cu — упущенная маржа единицы товара, Co — потери при списании единицы</w:t>
+              <w:t>Продажи товара с датой от «сегодня − 14 дней» до вчерашнего дня включительно</w:t>
             </w:r>
           </w:p>
         </w:tc>
@@ -6481,7 +6444,7 @@
                 <w:i w:val="0"/>
                 <w:sz w:val="24"/>
               </w:rPr>
-              <w:t>J1, J2</w:t>
+              <w:t>4.2.2</w:t>
             </w:r>
           </w:p>
         </w:tc>
@@ -6504,7 +6467,7 @@
                 <w:i w:val="0"/>
                 <w:sz w:val="24"/>
               </w:rPr>
-              <w:t>Перекрёстки «X»</w:t>
+              <w:t>Сложить продажи по дням</w:t>
             </w:r>
           </w:p>
         </w:tc>
@@ -6527,7 +6490,7 @@
                 <w:i w:val="0"/>
                 <w:sz w:val="24"/>
               </w:rPr>
-              <w:t>Ветвление по наличию праздника в периоде планирования</w:t>
+              <w:t>Количество, проданное за каждый день (из нескольких партий и чеков)</w:t>
             </w:r>
           </w:p>
         </w:tc>
@@ -6555,7 +6518,7 @@
                 <w:i w:val="0"/>
                 <w:sz w:val="24"/>
               </w:rPr>
-              <w:t>4.3.2</w:t>
+              <w:t>4.2.3</w:t>
             </w:r>
           </w:p>
         </w:tc>
@@ -6578,7 +6541,7 @@
                 <w:i w:val="0"/>
                 <w:sz w:val="24"/>
               </w:rPr>
-              <w:t>Применить сценарий праздника</w:t>
+              <w:t>Дополнить дни без продаж нулями</w:t>
             </w:r>
           </w:p>
         </w:tc>
@@ -6601,7 +6564,70 @@
                 <w:i w:val="0"/>
                 <w:sz w:val="24"/>
               </w:rPr>
-              <w:t>Умножение прогноза на коэффициенты сценария, утверждённые менеджером</w:t>
+              <w:t xml:space="preserve">Ряд </w:t>
+            </w:r>
+            <m:oMath>
+              <m:sSub>
+                <m:e>
+                  <m:r>
+                    <w:rPr>
+                      <w:rFonts w:ascii="Cambria Math" w:hAnsi="Cambria Math" w:cs="Cambria Math"/>
+                      <w:sz w:val="24"/>
+                      <w:szCs w:val="24"/>
+                    </w:rPr>
+                    <m:t>y</m:t>
+                  </m:r>
+                </m:e>
+                <m:sub>
+                  <m:r>
+                    <w:rPr>
+                      <w:rFonts w:ascii="Cambria Math" w:hAnsi="Cambria Math" w:cs="Cambria Math"/>
+                      <w:sz w:val="24"/>
+                      <w:szCs w:val="24"/>
+                    </w:rPr>
+                    <m:t>1</m:t>
+                  </m:r>
+                </m:sub>
+              </m:sSub>
+              <m:r>
+                <w:rPr>
+                  <w:rFonts w:ascii="Cambria Math" w:hAnsi="Cambria Math" w:cs="Cambria Math"/>
+                  <w:sz w:val="24"/>
+                  <w:szCs w:val="24"/>
+                </w:rPr>
+                <m:t>,…,</m:t>
+              </m:r>
+              <m:sSub>
+                <m:e>
+                  <m:r>
+                    <w:rPr>
+                      <w:rFonts w:ascii="Cambria Math" w:hAnsi="Cambria Math" w:cs="Cambria Math"/>
+                      <w:sz w:val="24"/>
+                      <w:szCs w:val="24"/>
+                    </w:rPr>
+                    <m:t>y</m:t>
+                  </m:r>
+                </m:e>
+                <m:sub>
+                  <m:r>
+                    <w:rPr>
+                      <w:rFonts w:ascii="Cambria Math" w:hAnsi="Cambria Math" w:cs="Cambria Math"/>
+                      <w:sz w:val="24"/>
+                      <w:szCs w:val="24"/>
+                    </w:rPr>
+                    <m:t>14</m:t>
+                  </m:r>
+                </m:sub>
+              </m:sSub>
+            </m:oMath>
+            <w:r>
+              <w:rPr>
+                <w:rFonts w:ascii="Times New Roman" w:hAnsi="Times New Roman" w:cs="Times New Roman" w:eastAsia="Times New Roman"/>
+                <w:b w:val="0"/>
+                <w:i w:val="0"/>
+                <w:sz w:val="24"/>
+              </w:rPr>
+              <w:t xml:space="preserve"> из 14 значений</w:t>
             </w:r>
           </w:p>
         </w:tc>
@@ -6629,7 +6655,7 @@
                 <w:i w:val="0"/>
                 <w:sz w:val="24"/>
               </w:rPr>
-              <w:t>4.3.3</w:t>
+              <w:t>4.2.4</w:t>
             </w:r>
           </w:p>
         </w:tc>
@@ -6652,7 +6678,7 @@
                 <w:i w:val="0"/>
                 <w:sz w:val="24"/>
               </w:rPr>
-              <w:t>Рассчитать потребность</w:t>
+              <w:t>Рассчитать среднее</w:t>
             </w:r>
           </w:p>
         </w:tc>
@@ -6662,12 +6688,129 @@
           </w:tcPr>
           <w:p>
             <w:pPr>
+              <w:spacing w:after="0"/>
+              <w:ind w:firstLine="0"/>
+            </w:pPr>
+            <w:r/>
+            <m:oMathPara>
+              <m:oMath>
+                <m:bar>
+                  <m:barPr>
+                    <m:pos m:val="top"/>
+                  </m:barPr>
+                  <m:e>
+                    <m:r>
+                      <w:rPr>
+                        <w:rFonts w:ascii="Cambria Math" w:hAnsi="Cambria Math" w:cs="Cambria Math"/>
+                        <w:sz w:val="24"/>
+                        <w:szCs w:val="24"/>
+                      </w:rPr>
+                      <m:t>y</m:t>
+                    </m:r>
+                  </m:e>
+                </m:bar>
+                <m:r>
+                  <w:rPr>
+                    <w:rFonts w:ascii="Cambria Math" w:hAnsi="Cambria Math" w:cs="Cambria Math"/>
+                    <w:sz w:val="24"/>
+                    <w:szCs w:val="24"/>
+                  </w:rPr>
+                  <m:t>=</m:t>
+                </m:r>
+                <m:f>
+                  <m:fPr>
+                    <m:type m:val="bar"/>
+                  </m:fPr>
+                  <m:num>
+                    <m:argPr>
+                      <m:scrLvl m:val="0"/>
+                    </m:argPr>
+                    <m:r>
+                      <w:rPr>
+                        <w:rFonts w:ascii="Cambria Math" w:hAnsi="Cambria Math" w:cs="Cambria Math"/>
+                        <w:sz w:val="24"/>
+                        <w:szCs w:val="24"/>
+                      </w:rPr>
+                      <m:t>1</m:t>
+                    </m:r>
+                  </m:num>
+                  <m:den>
+                    <m:argPr>
+                      <m:scrLvl m:val="0"/>
+                    </m:argPr>
+                    <m:r>
+                      <w:rPr>
+                        <w:rFonts w:ascii="Cambria Math" w:hAnsi="Cambria Math" w:cs="Cambria Math"/>
+                        <w:sz w:val="24"/>
+                        <w:szCs w:val="24"/>
+                      </w:rPr>
+                      <m:t>14</m:t>
+                    </m:r>
+                  </m:den>
+                </m:f>
+                <m:nary>
+                  <m:naryPr>
+                    <m:chr m:val="∑"/>
+                    <m:limLoc m:val="undOvr"/>
+                    <m:grow m:val="1"/>
+                    <m:subHide m:val="off"/>
+                    <m:supHide m:val="off"/>
+                  </m:naryPr>
+                  <m:sub>
+                    <m:r>
+                      <w:rPr>
+                        <w:rFonts w:ascii="Cambria Math" w:hAnsi="Cambria Math" w:cs="Cambria Math"/>
+                        <w:sz w:val="24"/>
+                        <w:szCs w:val="24"/>
+                      </w:rPr>
+                      <m:t>i=1</m:t>
+                    </m:r>
+                  </m:sub>
+                  <m:sup>
+                    <m:r>
+                      <w:rPr>
+                        <w:rFonts w:ascii="Cambria Math" w:hAnsi="Cambria Math" w:cs="Cambria Math"/>
+                        <w:sz w:val="24"/>
+                        <w:szCs w:val="24"/>
+                      </w:rPr>
+                      <m:t>14</m:t>
+                    </m:r>
+                  </m:sup>
+                  <m:e>
+                    <m:sSub>
+                      <m:e>
+                        <m:r>
+                          <w:rPr>
+                            <w:rFonts w:ascii="Cambria Math" w:hAnsi="Cambria Math" w:cs="Cambria Math"/>
+                            <w:sz w:val="24"/>
+                            <w:szCs w:val="24"/>
+                          </w:rPr>
+                          <m:t>y</m:t>
+                        </m:r>
+                      </m:e>
+                      <m:sub>
+                        <m:r>
+                          <w:rPr>
+                            <w:rFonts w:ascii="Cambria Math" w:hAnsi="Cambria Math" w:cs="Cambria Math"/>
+                            <w:sz w:val="24"/>
+                            <w:szCs w:val="24"/>
+                          </w:rPr>
+                          <m:t>i</m:t>
+                        </m:r>
+                      </m:sub>
+                    </m:sSub>
+                  </m:e>
+                </m:nary>
+              </m:oMath>
+            </m:oMathPara>
+          </w:p>
+          <w:p>
+            <w:pPr>
               <w:widowControl w:val="0"/>
               <w:spacing w:line="240" w:lineRule="auto" w:after="0"/>
               <w:ind w:firstLine="0"/>
               <w:jc w:val="left"/>
             </w:pPr>
-            <w:r/>
             <w:r>
               <w:rPr>
                 <w:rFonts w:ascii="Times New Roman" w:hAnsi="Times New Roman" w:cs="Times New Roman" w:eastAsia="Times New Roman"/>
@@ -6675,82 +6818,33 @@
                 <w:i w:val="0"/>
                 <w:sz w:val="24"/>
               </w:rPr>
-              <w:t>Квантиль распределения спроса уровня α на период до следующей поставки</w:t>
+              <w:t xml:space="preserve">прогноз на неделю — </w:t>
             </w:r>
-          </w:p>
-        </w:tc>
-      </w:tr>
-      <w:tr>
-        <w:trPr>
-          <w:cantSplit/>
-        </w:trPr>
-        <w:tc>
-          <w:tcPr>
-            <w:tcW w:type="dxa" w:w="964"/>
-          </w:tcPr>
-          <w:p>
-            <w:pPr>
-              <w:widowControl w:val="0"/>
-              <w:spacing w:line="240" w:lineRule="auto" w:after="0"/>
-              <w:ind w:firstLine="0"/>
-              <w:jc w:val="left"/>
-            </w:pPr>
-            <w:r/>
-            <w:r>
-              <w:rPr>
-                <w:rFonts w:ascii="Times New Roman" w:hAnsi="Times New Roman" w:cs="Times New Roman" w:eastAsia="Times New Roman"/>
-                <w:b w:val="0"/>
-                <w:i w:val="0"/>
-                <w:sz w:val="24"/>
-              </w:rPr>
-              <w:t>4.3.4</w:t>
-            </w:r>
-          </w:p>
-        </w:tc>
-        <w:tc>
-          <w:tcPr>
-            <w:tcW w:type="dxa" w:w="2721"/>
-          </w:tcPr>
-          <w:p>
-            <w:pPr>
-              <w:widowControl w:val="0"/>
-              <w:spacing w:line="240" w:lineRule="auto" w:after="0"/>
-              <w:ind w:firstLine="0"/>
-              <w:jc w:val="left"/>
-            </w:pPr>
-            <w:r/>
-            <w:r>
-              <w:rPr>
-                <w:rFonts w:ascii="Times New Roman" w:hAnsi="Times New Roman" w:cs="Times New Roman" w:eastAsia="Times New Roman"/>
-                <w:b w:val="0"/>
-                <w:i w:val="0"/>
-                <w:sz w:val="24"/>
-              </w:rPr>
-              <w:t>Вычесть запас и заказы в пути</w:t>
-            </w:r>
-          </w:p>
-        </w:tc>
-        <w:tc>
-          <w:tcPr>
-            <w:tcW w:type="dxa" w:w="5669"/>
-          </w:tcPr>
-          <w:p>
-            <w:pPr>
-              <w:widowControl w:val="0"/>
-              <w:spacing w:line="240" w:lineRule="auto" w:after="0"/>
-              <w:ind w:firstLine="0"/>
-              <w:jc w:val="left"/>
-            </w:pPr>
-            <w:r/>
-            <w:r>
-              <w:rPr>
-                <w:rFonts w:ascii="Times New Roman" w:hAnsi="Times New Roman" w:cs="Times New Roman" w:eastAsia="Times New Roman"/>
-                <w:b w:val="0"/>
-                <w:i w:val="0"/>
-                <w:sz w:val="24"/>
-              </w:rPr>
-              <w:t>Q = max(0, потребность − доступный запас − заказы в пути)</w:t>
-            </w:r>
+            <m:oMath>
+              <m:r>
+                <w:rPr>
+                  <w:rFonts w:ascii="Cambria Math" w:hAnsi="Cambria Math" w:cs="Cambria Math"/>
+                  <w:sz w:val="24"/>
+                  <w:szCs w:val="24"/>
+                </w:rPr>
+                <m:t>7</m:t>
+              </m:r>
+              <m:bar>
+                <m:barPr>
+                  <m:pos m:val="top"/>
+                </m:barPr>
+                <m:e>
+                  <m:r>
+                    <w:rPr>
+                      <w:rFonts w:ascii="Cambria Math" w:hAnsi="Cambria Math" w:cs="Cambria Math"/>
+                      <w:sz w:val="24"/>
+                      <w:szCs w:val="24"/>
+                    </w:rPr>
+                    <m:t>y</m:t>
+                  </m:r>
+                </m:e>
+              </m:bar>
+            </m:oMath>
           </w:p>
         </w:tc>
       </w:tr>
@@ -6920,7 +7014,7 @@
                 <w:i w:val="0"/>
                 <w:sz w:val="24"/>
               </w:rPr>
-              <w:t>БД учёта</w:t>
+              <w:t>Файл базы данных floraplan.db</w:t>
             </w:r>
           </w:p>
         </w:tc>
@@ -6966,7 +7060,7 @@
                 <w:i w:val="0"/>
                 <w:sz w:val="24"/>
               </w:rPr>
-              <w:t>Номенклатура, партии, остатки, продажи, заказы, списания</w:t>
+              <w:t>Таблицы users, suppliers, products, batches, sales, writeoffs (СУБД SQLite)</w:t>
             </w:r>
           </w:p>
         </w:tc>
@@ -6994,7 +7088,7 @@
                 <w:i w:val="0"/>
                 <w:sz w:val="24"/>
               </w:rPr>
-              <w:t>Хранилище прогнозов</w:t>
+              <w:t>Справочник товаров и поставщиков</w:t>
             </w:r>
           </w:p>
         </w:tc>
@@ -7040,7 +7134,7 @@
                 <w:i w:val="0"/>
                 <w:sz w:val="24"/>
               </w:rPr>
-              <w:t>Прогнозы спроса и их точность</w:t>
+              <w:t>Цены, срок реализации, кратность упаковки, срок поставки</w:t>
             </w:r>
           </w:p>
         </w:tc>
@@ -7178,7 +7272,7 @@
                 <w:i w:val="0"/>
                 <w:sz w:val="24"/>
               </w:rPr>
-              <w:t>Справочник условий поставщиков</w:t>
+              <w:t>Правила расчёта</w:t>
             </w:r>
           </w:p>
         </w:tc>
@@ -7201,7 +7295,7 @@
                 <w:i w:val="0"/>
                 <w:sz w:val="24"/>
               </w:rPr>
-              <w:t>Хранилище данных</w:t>
+              <w:t>Хранилище данных (в коде программы)</w:t>
             </w:r>
           </w:p>
         </w:tc>
@@ -7224,81 +7318,7 @@
                 <w:i w:val="0"/>
                 <w:sz w:val="24"/>
               </w:rPr>
-              <w:t>Цены, сроки, кратность, минимальные суммы</w:t>
-            </w:r>
-          </w:p>
-        </w:tc>
-      </w:tr>
-      <w:tr>
-        <w:trPr>
-          <w:cantSplit/>
-        </w:trPr>
-        <w:tc>
-          <w:tcPr>
-            <w:tcW w:type="dxa" w:w="2608"/>
-          </w:tcPr>
-          <w:p>
-            <w:pPr>
-              <w:widowControl w:val="0"/>
-              <w:spacing w:line="240" w:lineRule="auto" w:after="0"/>
-              <w:ind w:firstLine="0"/>
-              <w:jc w:val="left"/>
-            </w:pPr>
-            <w:r/>
-            <w:r>
-              <w:rPr>
-                <w:rFonts w:ascii="Times New Roman" w:hAnsi="Times New Roman" w:cs="Times New Roman" w:eastAsia="Times New Roman"/>
-                <w:b w:val="0"/>
-                <w:i w:val="0"/>
-                <w:sz w:val="24"/>
-              </w:rPr>
-              <w:t>Календарь событий</w:t>
-            </w:r>
-          </w:p>
-        </w:tc>
-        <w:tc>
-          <w:tcPr>
-            <w:tcW w:type="dxa" w:w="1701"/>
-          </w:tcPr>
-          <w:p>
-            <w:pPr>
-              <w:widowControl w:val="0"/>
-              <w:spacing w:line="240" w:lineRule="auto" w:after="0"/>
-              <w:ind w:firstLine="0"/>
-              <w:jc w:val="left"/>
-            </w:pPr>
-            <w:r/>
-            <w:r>
-              <w:rPr>
-                <w:rFonts w:ascii="Times New Roman" w:hAnsi="Times New Roman" w:cs="Times New Roman" w:eastAsia="Times New Roman"/>
-                <w:b w:val="0"/>
-                <w:i w:val="0"/>
-                <w:sz w:val="24"/>
-              </w:rPr>
-              <w:t>Хранилище данных</w:t>
-            </w:r>
-          </w:p>
-        </w:tc>
-        <w:tc>
-          <w:tcPr>
-            <w:tcW w:type="dxa" w:w="5046"/>
-          </w:tcPr>
-          <w:p>
-            <w:pPr>
-              <w:widowControl w:val="0"/>
-              <w:spacing w:line="240" w:lineRule="auto" w:after="0"/>
-              <w:ind w:firstLine="0"/>
-              <w:jc w:val="left"/>
-            </w:pPr>
-            <w:r/>
-            <w:r>
-              <w:rPr>
-                <w:rFonts w:ascii="Times New Roman" w:hAnsi="Times New Roman" w:cs="Times New Roman" w:eastAsia="Times New Roman"/>
-                <w:b w:val="0"/>
-                <w:i w:val="0"/>
-                <w:sz w:val="24"/>
-              </w:rPr>
-              <w:t>Праздники, акции, сценарии праздников</w:t>
+              <w:t>Период прогноза 14 дней, интервал заказа 3 дня, страховой запас 20 %, порог «истекает» 2 дня — модуль logic.py</w:t>
             </w:r>
           </w:p>
         </w:tc>
@@ -7372,155 +7392,7 @@
                 <w:i w:val="0"/>
                 <w:sz w:val="24"/>
               </w:rPr>
-              <w:t>Источник продукции, получатель заказов</w:t>
-            </w:r>
-          </w:p>
-        </w:tc>
-      </w:tr>
-      <w:tr>
-        <w:trPr>
-          <w:cantSplit/>
-        </w:trPr>
-        <w:tc>
-          <w:tcPr>
-            <w:tcW w:type="dxa" w:w="2608"/>
-          </w:tcPr>
-          <w:p>
-            <w:pPr>
-              <w:widowControl w:val="0"/>
-              <w:spacing w:line="240" w:lineRule="auto" w:after="0"/>
-              <w:ind w:firstLine="0"/>
-              <w:jc w:val="left"/>
-            </w:pPr>
-            <w:r/>
-            <w:r>
-              <w:rPr>
-                <w:rFonts w:ascii="Times New Roman" w:hAnsi="Times New Roman" w:cs="Times New Roman" w:eastAsia="Times New Roman"/>
-                <w:b w:val="0"/>
-                <w:i w:val="0"/>
-                <w:sz w:val="24"/>
-              </w:rPr>
-              <w:t>Кассы и «1С:Розница»</w:t>
-            </w:r>
-          </w:p>
-        </w:tc>
-        <w:tc>
-          <w:tcPr>
-            <w:tcW w:type="dxa" w:w="1701"/>
-          </w:tcPr>
-          <w:p>
-            <w:pPr>
-              <w:widowControl w:val="0"/>
-              <w:spacing w:line="240" w:lineRule="auto" w:after="0"/>
-              <w:ind w:firstLine="0"/>
-              <w:jc w:val="left"/>
-            </w:pPr>
-            <w:r/>
-            <w:r>
-              <w:rPr>
-                <w:rFonts w:ascii="Times New Roman" w:hAnsi="Times New Roman" w:cs="Times New Roman" w:eastAsia="Times New Roman"/>
-                <w:b w:val="0"/>
-                <w:i w:val="0"/>
-                <w:sz w:val="24"/>
-              </w:rPr>
-              <w:t>Внешний объект</w:t>
-            </w:r>
-          </w:p>
-        </w:tc>
-        <w:tc>
-          <w:tcPr>
-            <w:tcW w:type="dxa" w:w="5046"/>
-          </w:tcPr>
-          <w:p>
-            <w:pPr>
-              <w:widowControl w:val="0"/>
-              <w:spacing w:line="240" w:lineRule="auto" w:after="0"/>
-              <w:ind w:firstLine="0"/>
-              <w:jc w:val="left"/>
-            </w:pPr>
-            <w:r/>
-            <w:r>
-              <w:rPr>
-                <w:rFonts w:ascii="Times New Roman" w:hAnsi="Times New Roman" w:cs="Times New Roman" w:eastAsia="Times New Roman"/>
-                <w:b w:val="0"/>
-                <w:i w:val="0"/>
-                <w:sz w:val="24"/>
-              </w:rPr>
-              <w:t>Источник данных о продажах</w:t>
-            </w:r>
-          </w:p>
-        </w:tc>
-      </w:tr>
-      <w:tr>
-        <w:trPr>
-          <w:cantSplit/>
-        </w:trPr>
-        <w:tc>
-          <w:tcPr>
-            <w:tcW w:type="dxa" w:w="2608"/>
-          </w:tcPr>
-          <w:p>
-            <w:pPr>
-              <w:widowControl w:val="0"/>
-              <w:spacing w:line="240" w:lineRule="auto" w:after="0"/>
-              <w:ind w:firstLine="0"/>
-              <w:jc w:val="left"/>
-            </w:pPr>
-            <w:r/>
-            <w:r>
-              <w:rPr>
-                <w:rFonts w:ascii="Times New Roman" w:hAnsi="Times New Roman" w:cs="Times New Roman" w:eastAsia="Times New Roman"/>
-                <w:b w:val="0"/>
-                <w:i w:val="0"/>
-                <w:sz w:val="24"/>
-              </w:rPr>
-              <w:t>Интернет-магазин</w:t>
-            </w:r>
-          </w:p>
-        </w:tc>
-        <w:tc>
-          <w:tcPr>
-            <w:tcW w:type="dxa" w:w="1701"/>
-          </w:tcPr>
-          <w:p>
-            <w:pPr>
-              <w:widowControl w:val="0"/>
-              <w:spacing w:line="240" w:lineRule="auto" w:after="0"/>
-              <w:ind w:firstLine="0"/>
-              <w:jc w:val="left"/>
-            </w:pPr>
-            <w:r/>
-            <w:r>
-              <w:rPr>
-                <w:rFonts w:ascii="Times New Roman" w:hAnsi="Times New Roman" w:cs="Times New Roman" w:eastAsia="Times New Roman"/>
-                <w:b w:val="0"/>
-                <w:i w:val="0"/>
-                <w:sz w:val="24"/>
-              </w:rPr>
-              <w:t>Внешний объект</w:t>
-            </w:r>
-          </w:p>
-        </w:tc>
-        <w:tc>
-          <w:tcPr>
-            <w:tcW w:type="dxa" w:w="5046"/>
-          </w:tcPr>
-          <w:p>
-            <w:pPr>
-              <w:widowControl w:val="0"/>
-              <w:spacing w:line="240" w:lineRule="auto" w:after="0"/>
-              <w:ind w:firstLine="0"/>
-              <w:jc w:val="left"/>
-            </w:pPr>
-            <w:r/>
-            <w:r>
-              <w:rPr>
-                <w:rFonts w:ascii="Times New Roman" w:hAnsi="Times New Roman" w:cs="Times New Roman" w:eastAsia="Times New Roman"/>
-                <w:b w:val="0"/>
-                <w:i w:val="0"/>
-                <w:sz w:val="24"/>
-              </w:rPr>
-              <w:t>Источник заказов, получатель остатков и цен</w:t>
+              <w:t>Источник продукции, получатель заказа (по телефону или почте)</w:t>
             </w:r>
           </w:p>
         </w:tc>
@@ -7599,6 +7471,80 @@
           </w:p>
         </w:tc>
       </w:tr>
+      <w:tr>
+        <w:trPr>
+          <w:cantSplit/>
+        </w:trPr>
+        <w:tc>
+          <w:tcPr>
+            <w:tcW w:type="dxa" w:w="2608"/>
+          </w:tcPr>
+          <w:p>
+            <w:pPr>
+              <w:widowControl w:val="0"/>
+              <w:spacing w:line="240" w:lineRule="auto" w:after="0"/>
+              <w:ind w:firstLine="0"/>
+              <w:jc w:val="left"/>
+            </w:pPr>
+            <w:r/>
+            <w:r>
+              <w:rPr>
+                <w:rFonts w:ascii="Times New Roman" w:hAnsi="Times New Roman" w:cs="Times New Roman" w:eastAsia="Times New Roman"/>
+                <w:b w:val="0"/>
+                <w:i w:val="0"/>
+                <w:sz w:val="24"/>
+              </w:rPr>
+              <w:t>Касса салона</w:t>
+            </w:r>
+          </w:p>
+        </w:tc>
+        <w:tc>
+          <w:tcPr>
+            <w:tcW w:type="dxa" w:w="1701"/>
+          </w:tcPr>
+          <w:p>
+            <w:pPr>
+              <w:widowControl w:val="0"/>
+              <w:spacing w:line="240" w:lineRule="auto" w:after="0"/>
+              <w:ind w:firstLine="0"/>
+              <w:jc w:val="left"/>
+            </w:pPr>
+            <w:r/>
+            <w:r>
+              <w:rPr>
+                <w:rFonts w:ascii="Times New Roman" w:hAnsi="Times New Roman" w:cs="Times New Roman" w:eastAsia="Times New Roman"/>
+                <w:b w:val="0"/>
+                <w:i w:val="0"/>
+                <w:sz w:val="24"/>
+              </w:rPr>
+              <w:t>Внешний объект</w:t>
+            </w:r>
+          </w:p>
+        </w:tc>
+        <w:tc>
+          <w:tcPr>
+            <w:tcW w:type="dxa" w:w="5046"/>
+          </w:tcPr>
+          <w:p>
+            <w:pPr>
+              <w:widowControl w:val="0"/>
+              <w:spacing w:line="240" w:lineRule="auto" w:after="0"/>
+              <w:ind w:firstLine="0"/>
+              <w:jc w:val="left"/>
+            </w:pPr>
+            <w:r/>
+            <w:r>
+              <w:rPr>
+                <w:rFonts w:ascii="Times New Roman" w:hAnsi="Times New Roman" w:cs="Times New Roman" w:eastAsia="Times New Roman"/>
+                <w:b w:val="0"/>
+                <w:i w:val="0"/>
+                <w:sz w:val="24"/>
+              </w:rPr>
+              <w:t>Работает независимо; программа с ней не обменивается</w:t>
+            </w:r>
+          </w:p>
+        </w:tc>
+      </w:tr>
     </w:tbl>
     <w:p>
       <w:pPr>
@@ -7627,7 +7573,7 @@
           <w:i w:val="0"/>
           <w:sz w:val="28"/>
         </w:rPr>
-        <w:t>В ходе работы изучены методологии функционального моделирования IDEF0 и IDEF3 и построена функциональная модель информационной системы планирования процессов закупки и продажи цветочной продукции. Модель включает три уровня: контекстную диаграмму A-0, диаграмму декомпозиции A0 с пятью функциональными блоками, диаграммы IDEF3 второго уровня для блоков A4 и A1 (по 6 единиц работы) и диаграмму третьего уровня для операции 4.3 (4 единицы работы).</w:t>
+        <w:t>В ходе работы изучены методологии функционального моделирования IDEF0 и IDEF3 и построена функциональная модель базовой редакции информационной системы планирования процессов закупки и продажи цветочной продукции. Модель включает три уровня: контекстную диаграмму A-0, диаграмму декомпозиции A0 с пятью функциональными блоками, диаграммы IDEF3 второго уровня для блоков A4 (7 единиц работы) и A2 (6 единиц работы) и диаграмму третьего уровня для операции 4.2 (4 единицы работы).</w:t>
       </w:r>
     </w:p>
     <w:p>
@@ -7638,7 +7584,7 @@
           <w:i w:val="0"/>
           <w:sz w:val="28"/>
         </w:rPr>
-        <w:t>Модель отражает весь описанный функционал системы, потоки данных и материалов и правила их движения, включая параллельное выполнение работ и ветвление процессов по условиям (превышение бюджета, расхождения при приёмке, наличие праздника в периоде планирования).</w:t>
+        <w:t>Модель отражает весь функционал базовой редакции, потоки данных и материалов и правила их движения, в том числе независимое выполнение работ и ветвление процессов по условиям (достаточность остатка при продаже и при расчёте заказа).</w:t>
       </w:r>
     </w:p>
     <w:p>
